--- a/Azure.docx
+++ b/Azure.docx
@@ -79,15 +79,7 @@
               <w:spacing w:after="160"/>
             </w:pPr>
             <w:r>
-              <w:t xml:space="preserve">ACID transactions, </w:t>
-            </w:r>
-            <w:proofErr w:type="gramStart"/>
-            <w:r>
-              <w:t>joins</w:t>
-            </w:r>
-            <w:proofErr w:type="gramEnd"/>
-            <w:r>
-              <w:t>, strict schema</w:t>
+              <w:t>ACID transactions, joins, strict schema</w:t>
             </w:r>
           </w:p>
         </w:tc>
@@ -659,15 +651,7 @@
               <w:spacing w:after="160"/>
             </w:pPr>
             <w:r>
-              <w:t xml:space="preserve">PostgreSQL or </w:t>
-            </w:r>
-            <w:proofErr w:type="spellStart"/>
-            <w:r>
-              <w:t>PostGIS</w:t>
-            </w:r>
-            <w:proofErr w:type="spellEnd"/>
-            <w:r>
-              <w:t xml:space="preserve"> requirements</w:t>
+              <w:t>PostgreSQL or PostGIS requirements</w:t>
             </w:r>
           </w:p>
         </w:tc>
@@ -737,13 +721,8 @@
             <w:pPr>
               <w:spacing w:after="160"/>
             </w:pPr>
-            <w:proofErr w:type="spellStart"/>
-            <w:r>
-              <w:t>Submillisecond</w:t>
-            </w:r>
-            <w:proofErr w:type="spellEnd"/>
-            <w:r>
-              <w:t xml:space="preserve"> cache or session state</w:t>
+            <w:r>
+              <w:t>Submillisecond cache or session state</w:t>
             </w:r>
           </w:p>
         </w:tc>
@@ -1083,17 +1062,4766 @@
         <w:t>Polyglot persistence</w:t>
       </w:r>
       <w:r>
-        <w:t xml:space="preserve"> can improve </w:t>
-      </w:r>
-      <w:proofErr w:type="gramStart"/>
-      <w:r>
-        <w:t>fit, but</w:t>
-      </w:r>
-      <w:proofErr w:type="gramEnd"/>
-      <w:r>
-        <w:t xml:space="preserve"> adds operational complexity.</w:t>
-      </w:r>
-    </w:p>
+        <w:t xml:space="preserve"> can improve fit, but adds operational complexity.</w:t>
+      </w:r>
+    </w:p>
+    <w:p>
+      <w:pPr>
+        <w:rPr>
+          <w:b/>
+          <w:bCs/>
+        </w:rPr>
+      </w:pPr>
+      <w:r>
+        <w:rPr>
+          <w:b/>
+          <w:bCs/>
+        </w:rPr>
+        <w:t>1. Core Data Concepts — Q1–30</w:t>
+      </w:r>
+    </w:p>
+    <w:p>
+      <w:pPr>
+        <w:rPr>
+          <w:b/>
+          <w:bCs/>
+        </w:rPr>
+      </w:pPr>
+      <w:r>
+        <w:rPr>
+          <w:b/>
+          <w:bCs/>
+        </w:rPr>
+        <w:t>1. What is structured data?</w:t>
+      </w:r>
+    </w:p>
+    <w:p>
+      <w:r>
+        <w:rPr>
+          <w:b/>
+          <w:bCs/>
+        </w:rPr>
+        <w:t>Answer:</w:t>
+      </w:r>
+      <w:r>
+        <w:t xml:space="preserve"> Data organized in a predefined format, usually rows and columns, such as data in a relational database.</w:t>
+      </w:r>
+    </w:p>
+    <w:p>
+      <w:pPr>
+        <w:rPr>
+          <w:b/>
+          <w:bCs/>
+        </w:rPr>
+      </w:pPr>
+      <w:r>
+        <w:rPr>
+          <w:b/>
+          <w:bCs/>
+        </w:rPr>
+        <w:t>2. What is semi-structured data?</w:t>
+      </w:r>
+    </w:p>
+    <w:p>
+      <w:r>
+        <w:rPr>
+          <w:b/>
+          <w:bCs/>
+        </w:rPr>
+        <w:t>Answer:</w:t>
+      </w:r>
+      <w:r>
+        <w:t xml:space="preserve"> Data that doesn't follow a strict table structure but contains organizational elements such as keys, tags, or metadata. Examples: </w:t>
+      </w:r>
+      <w:r>
+        <w:rPr>
+          <w:b/>
+          <w:bCs/>
+        </w:rPr>
+        <w:t>JSON and XML</w:t>
+      </w:r>
+      <w:r>
+        <w:t>.</w:t>
+      </w:r>
+    </w:p>
+    <w:p>
+      <w:pPr>
+        <w:rPr>
+          <w:b/>
+          <w:bCs/>
+        </w:rPr>
+      </w:pPr>
+      <w:r>
+        <w:rPr>
+          <w:b/>
+          <w:bCs/>
+        </w:rPr>
+        <w:t>3. What is unstructured data?</w:t>
+      </w:r>
+    </w:p>
+    <w:p>
+      <w:r>
+        <w:rPr>
+          <w:b/>
+          <w:bCs/>
+        </w:rPr>
+        <w:t>Answer:</w:t>
+      </w:r>
+      <w:r>
+        <w:t xml:space="preserve"> Data without a predefined structure, such as </w:t>
+      </w:r>
+      <w:r>
+        <w:rPr>
+          <w:b/>
+          <w:bCs/>
+        </w:rPr>
+        <w:t>images, videos, audio files, and documents</w:t>
+      </w:r>
+      <w:r>
+        <w:t>.</w:t>
+      </w:r>
+    </w:p>
+    <w:p>
+      <w:pPr>
+        <w:rPr>
+          <w:b/>
+          <w:bCs/>
+        </w:rPr>
+      </w:pPr>
+      <w:r>
+        <w:rPr>
+          <w:b/>
+          <w:bCs/>
+        </w:rPr>
+        <w:t>4. Which type of data is stored in traditional relational tables?</w:t>
+      </w:r>
+    </w:p>
+    <w:p>
+      <w:r>
+        <w:rPr>
+          <w:b/>
+          <w:bCs/>
+        </w:rPr>
+        <w:t>Answer:</w:t>
+      </w:r>
+      <w:r>
+        <w:t xml:space="preserve"> </w:t>
+      </w:r>
+      <w:r>
+        <w:rPr>
+          <w:b/>
+          <w:bCs/>
+        </w:rPr>
+        <w:t>Structured data.</w:t>
+      </w:r>
+    </w:p>
+    <w:p>
+      <w:pPr>
+        <w:rPr>
+          <w:b/>
+          <w:bCs/>
+        </w:rPr>
+      </w:pPr>
+      <w:r>
+        <w:rPr>
+          <w:b/>
+          <w:bCs/>
+        </w:rPr>
+        <w:t>5. Is JSON structured or semi-structured?</w:t>
+      </w:r>
+    </w:p>
+    <w:p>
+      <w:r>
+        <w:rPr>
+          <w:b/>
+          <w:bCs/>
+        </w:rPr>
+        <w:t>Answer:</w:t>
+      </w:r>
+      <w:r>
+        <w:t xml:space="preserve"> </w:t>
+      </w:r>
+      <w:r>
+        <w:rPr>
+          <w:b/>
+          <w:bCs/>
+        </w:rPr>
+        <w:t>Semi-structured.</w:t>
+      </w:r>
+    </w:p>
+    <w:p>
+      <w:pPr>
+        <w:rPr>
+          <w:b/>
+          <w:bCs/>
+        </w:rPr>
+      </w:pPr>
+      <w:r>
+        <w:rPr>
+          <w:b/>
+          <w:bCs/>
+        </w:rPr>
+        <w:t>6. Is an MP4 video structured, semi-structured, or unstructured?</w:t>
+      </w:r>
+    </w:p>
+    <w:p>
+      <w:r>
+        <w:rPr>
+          <w:b/>
+          <w:bCs/>
+        </w:rPr>
+        <w:t>Answer:</w:t>
+      </w:r>
+      <w:r>
+        <w:t xml:space="preserve"> </w:t>
+      </w:r>
+      <w:r>
+        <w:rPr>
+          <w:b/>
+          <w:bCs/>
+        </w:rPr>
+        <w:t>Unstructured.</w:t>
+      </w:r>
+    </w:p>
+    <w:p>
+      <w:pPr>
+        <w:rPr>
+          <w:b/>
+          <w:bCs/>
+        </w:rPr>
+      </w:pPr>
+      <w:r>
+        <w:rPr>
+          <w:b/>
+          <w:bCs/>
+        </w:rPr>
+        <w:lastRenderedPageBreak/>
+        <w:t>7. What is a database?</w:t>
+      </w:r>
+    </w:p>
+    <w:p>
+      <w:r>
+        <w:rPr>
+          <w:b/>
+          <w:bCs/>
+        </w:rPr>
+        <w:t>Answer:</w:t>
+      </w:r>
+      <w:r>
+        <w:t xml:space="preserve"> A system used to store, organize, manage, and retrieve data.</w:t>
+      </w:r>
+    </w:p>
+    <w:p>
+      <w:pPr>
+        <w:rPr>
+          <w:b/>
+          <w:bCs/>
+        </w:rPr>
+      </w:pPr>
+      <w:r>
+        <w:rPr>
+          <w:b/>
+          <w:bCs/>
+        </w:rPr>
+        <w:t>8. What is a relational database?</w:t>
+      </w:r>
+    </w:p>
+    <w:p>
+      <w:r>
+        <w:rPr>
+          <w:b/>
+          <w:bCs/>
+        </w:rPr>
+        <w:t>Answer:</w:t>
+      </w:r>
+      <w:r>
+        <w:t xml:space="preserve"> A database that stores data in </w:t>
+      </w:r>
+      <w:r>
+        <w:rPr>
+          <w:b/>
+          <w:bCs/>
+        </w:rPr>
+        <w:t>tables consisting of rows and columns</w:t>
+      </w:r>
+      <w:r>
+        <w:t xml:space="preserve"> and uses relationships between tables.</w:t>
+      </w:r>
+    </w:p>
+    <w:p>
+      <w:pPr>
+        <w:rPr>
+          <w:b/>
+          <w:bCs/>
+        </w:rPr>
+      </w:pPr>
+      <w:r>
+        <w:rPr>
+          <w:b/>
+          <w:bCs/>
+        </w:rPr>
+        <w:t>9. What is a table?</w:t>
+      </w:r>
+    </w:p>
+    <w:p>
+      <w:r>
+        <w:rPr>
+          <w:b/>
+          <w:bCs/>
+        </w:rPr>
+        <w:t>Answer:</w:t>
+      </w:r>
+      <w:r>
+        <w:t xml:space="preserve"> A collection of related data organized into </w:t>
+      </w:r>
+      <w:r>
+        <w:rPr>
+          <w:b/>
+          <w:bCs/>
+        </w:rPr>
+        <w:t>rows and columns</w:t>
+      </w:r>
+      <w:r>
+        <w:t>.</w:t>
+      </w:r>
+    </w:p>
+    <w:p>
+      <w:pPr>
+        <w:rPr>
+          <w:b/>
+          <w:bCs/>
+        </w:rPr>
+      </w:pPr>
+      <w:r>
+        <w:rPr>
+          <w:b/>
+          <w:bCs/>
+        </w:rPr>
+        <w:t>10. What is a row?</w:t>
+      </w:r>
+    </w:p>
+    <w:p>
+      <w:r>
+        <w:rPr>
+          <w:b/>
+          <w:bCs/>
+        </w:rPr>
+        <w:t>Answer:</w:t>
+      </w:r>
+      <w:r>
+        <w:t xml:space="preserve"> A single record in a table.</w:t>
+      </w:r>
+    </w:p>
+    <w:p>
+      <w:pPr>
+        <w:rPr>
+          <w:b/>
+          <w:bCs/>
+        </w:rPr>
+      </w:pPr>
+      <w:r>
+        <w:rPr>
+          <w:b/>
+          <w:bCs/>
+        </w:rPr>
+        <w:t>11. What is a column?</w:t>
+      </w:r>
+    </w:p>
+    <w:p>
+      <w:r>
+        <w:rPr>
+          <w:b/>
+          <w:bCs/>
+        </w:rPr>
+        <w:t>Answer:</w:t>
+      </w:r>
+      <w:r>
+        <w:t xml:space="preserve"> An attribute or field that describes a particular characteristic of the data.</w:t>
+      </w:r>
+    </w:p>
+    <w:p>
+      <w:pPr>
+        <w:rPr>
+          <w:b/>
+          <w:bCs/>
+        </w:rPr>
+      </w:pPr>
+      <w:r>
+        <w:rPr>
+          <w:b/>
+          <w:bCs/>
+        </w:rPr>
+        <w:t>12. What is a primary key?</w:t>
+      </w:r>
+    </w:p>
+    <w:p>
+      <w:r>
+        <w:rPr>
+          <w:b/>
+          <w:bCs/>
+        </w:rPr>
+        <w:t>Answer:</w:t>
+      </w:r>
+      <w:r>
+        <w:t xml:space="preserve"> A column or combination of columns that </w:t>
+      </w:r>
+      <w:r>
+        <w:rPr>
+          <w:b/>
+          <w:bCs/>
+        </w:rPr>
+        <w:t>uniquely identifies each row</w:t>
+      </w:r>
+      <w:r>
+        <w:t xml:space="preserve"> in a table.</w:t>
+      </w:r>
+    </w:p>
+    <w:p>
+      <w:pPr>
+        <w:rPr>
+          <w:b/>
+          <w:bCs/>
+        </w:rPr>
+      </w:pPr>
+      <w:r>
+        <w:rPr>
+          <w:b/>
+          <w:bCs/>
+        </w:rPr>
+        <w:t>13. Can a primary key contain duplicate values?</w:t>
+      </w:r>
+    </w:p>
+    <w:p>
+      <w:r>
+        <w:rPr>
+          <w:b/>
+          <w:bCs/>
+        </w:rPr>
+        <w:t>Answer:</w:t>
+      </w:r>
+      <w:r>
+        <w:t xml:space="preserve"> </w:t>
+      </w:r>
+      <w:r>
+        <w:rPr>
+          <w:b/>
+          <w:bCs/>
+        </w:rPr>
+        <w:t>No.</w:t>
+      </w:r>
+    </w:p>
+    <w:p>
+      <w:pPr>
+        <w:rPr>
+          <w:b/>
+          <w:bCs/>
+        </w:rPr>
+      </w:pPr>
+      <w:r>
+        <w:rPr>
+          <w:b/>
+          <w:bCs/>
+        </w:rPr>
+        <w:t>14. Can a primary key contain NULL?</w:t>
+      </w:r>
+    </w:p>
+    <w:p>
+      <w:r>
+        <w:rPr>
+          <w:b/>
+          <w:bCs/>
+        </w:rPr>
+        <w:t>Answer:</w:t>
+      </w:r>
+      <w:r>
+        <w:t xml:space="preserve"> </w:t>
+      </w:r>
+      <w:r>
+        <w:rPr>
+          <w:b/>
+          <w:bCs/>
+        </w:rPr>
+        <w:t>No.</w:t>
+      </w:r>
+    </w:p>
+    <w:p>
+      <w:pPr>
+        <w:rPr>
+          <w:b/>
+          <w:bCs/>
+        </w:rPr>
+      </w:pPr>
+      <w:r>
+        <w:rPr>
+          <w:b/>
+          <w:bCs/>
+        </w:rPr>
+        <w:t>15. What is a foreign key?</w:t>
+      </w:r>
+    </w:p>
+    <w:p>
+      <w:r>
+        <w:rPr>
+          <w:b/>
+          <w:bCs/>
+        </w:rPr>
+        <w:t>Answer:</w:t>
+      </w:r>
+      <w:r>
+        <w:t xml:space="preserve"> A column that references a primary key or unique key in another table to establish a relationship.</w:t>
+      </w:r>
+    </w:p>
+    <w:p>
+      <w:pPr>
+        <w:rPr>
+          <w:b/>
+          <w:bCs/>
+        </w:rPr>
+      </w:pPr>
+      <w:r>
+        <w:rPr>
+          <w:b/>
+          <w:bCs/>
+        </w:rPr>
+        <w:t>16. What is normalization?</w:t>
+      </w:r>
+    </w:p>
+    <w:p>
+      <w:r>
+        <w:rPr>
+          <w:b/>
+          <w:bCs/>
+        </w:rPr>
+        <w:t>Answer:</w:t>
+      </w:r>
+      <w:r>
+        <w:t xml:space="preserve"> Organizing relational data to </w:t>
+      </w:r>
+      <w:r>
+        <w:rPr>
+          <w:b/>
+          <w:bCs/>
+        </w:rPr>
+        <w:t>reduce duplication and improve data integrity</w:t>
+      </w:r>
+      <w:r>
+        <w:t>.</w:t>
+      </w:r>
+    </w:p>
+    <w:p>
+      <w:pPr>
+        <w:rPr>
+          <w:b/>
+          <w:bCs/>
+        </w:rPr>
+      </w:pPr>
+      <w:r>
+        <w:rPr>
+          <w:b/>
+          <w:bCs/>
+        </w:rPr>
+        <w:t>17. What is denormalization?</w:t>
+      </w:r>
+    </w:p>
+    <w:p>
+      <w:r>
+        <w:rPr>
+          <w:b/>
+          <w:bCs/>
+        </w:rPr>
+        <w:t>Answer:</w:t>
+      </w:r>
+      <w:r>
+        <w:t xml:space="preserve"> Intentionally introducing some redundancy to </w:t>
+      </w:r>
+      <w:r>
+        <w:rPr>
+          <w:b/>
+          <w:bCs/>
+        </w:rPr>
+        <w:t>improve read/query performance</w:t>
+      </w:r>
+      <w:r>
+        <w:t>.</w:t>
+      </w:r>
+    </w:p>
+    <w:p>
+      <w:pPr>
+        <w:rPr>
+          <w:b/>
+          <w:bCs/>
+        </w:rPr>
+      </w:pPr>
+      <w:r>
+        <w:rPr>
+          <w:b/>
+          <w:bCs/>
+        </w:rPr>
+        <w:t>18. What is OLTP?</w:t>
+      </w:r>
+    </w:p>
+    <w:p>
+      <w:r>
+        <w:rPr>
+          <w:b/>
+          <w:bCs/>
+        </w:rPr>
+        <w:lastRenderedPageBreak/>
+        <w:t>Answer:</w:t>
+      </w:r>
+      <w:r>
+        <w:t xml:space="preserve"> </w:t>
+      </w:r>
+      <w:r>
+        <w:rPr>
+          <w:b/>
+          <w:bCs/>
+        </w:rPr>
+        <w:t>Online Transaction Processing.</w:t>
+      </w:r>
+      <w:r>
+        <w:t xml:space="preserve"> It handles frequent, short transactions such as inserting an order or updating a customer address.</w:t>
+      </w:r>
+    </w:p>
+    <w:p>
+      <w:pPr>
+        <w:rPr>
+          <w:b/>
+          <w:bCs/>
+        </w:rPr>
+      </w:pPr>
+      <w:r>
+        <w:rPr>
+          <w:b/>
+          <w:bCs/>
+        </w:rPr>
+        <w:t>19. Give an example of an OLTP workload.</w:t>
+      </w:r>
+    </w:p>
+    <w:p>
+      <w:r>
+        <w:rPr>
+          <w:b/>
+          <w:bCs/>
+        </w:rPr>
+        <w:t>Answer:</w:t>
+      </w:r>
+      <w:r>
+        <w:t xml:space="preserve"> An </w:t>
+      </w:r>
+      <w:r>
+        <w:rPr>
+          <w:b/>
+          <w:bCs/>
+        </w:rPr>
+        <w:t>online banking transaction system</w:t>
+      </w:r>
+      <w:r>
+        <w:t>.</w:t>
+      </w:r>
+    </w:p>
+    <w:p>
+      <w:pPr>
+        <w:rPr>
+          <w:b/>
+          <w:bCs/>
+        </w:rPr>
+      </w:pPr>
+      <w:r>
+        <w:rPr>
+          <w:b/>
+          <w:bCs/>
+        </w:rPr>
+        <w:t>20. What is OLAP?</w:t>
+      </w:r>
+    </w:p>
+    <w:p>
+      <w:r>
+        <w:rPr>
+          <w:b/>
+          <w:bCs/>
+        </w:rPr>
+        <w:t>Answer:</w:t>
+      </w:r>
+      <w:r>
+        <w:t xml:space="preserve"> </w:t>
+      </w:r>
+      <w:r>
+        <w:rPr>
+          <w:b/>
+          <w:bCs/>
+        </w:rPr>
+        <w:t>Online Analytical Processing.</w:t>
+      </w:r>
+      <w:r>
+        <w:t xml:space="preserve"> It is designed for analyzing large amounts of data.</w:t>
+      </w:r>
+    </w:p>
+    <w:p>
+      <w:pPr>
+        <w:rPr>
+          <w:b/>
+          <w:bCs/>
+        </w:rPr>
+      </w:pPr>
+      <w:r>
+        <w:rPr>
+          <w:b/>
+          <w:bCs/>
+        </w:rPr>
+        <w:t>21. Give an example of an OLAP workload.</w:t>
+      </w:r>
+    </w:p>
+    <w:p>
+      <w:r>
+        <w:rPr>
+          <w:b/>
+          <w:bCs/>
+        </w:rPr>
+        <w:t>Answer:</w:t>
+      </w:r>
+      <w:r>
+        <w:t xml:space="preserve"> A business intelligence system analyzing </w:t>
+      </w:r>
+      <w:r>
+        <w:rPr>
+          <w:b/>
+          <w:bCs/>
+        </w:rPr>
+        <w:t>five years of sales data</w:t>
+      </w:r>
+      <w:r>
+        <w:t>.</w:t>
+      </w:r>
+    </w:p>
+    <w:p>
+      <w:pPr>
+        <w:rPr>
+          <w:b/>
+          <w:bCs/>
+        </w:rPr>
+      </w:pPr>
+      <w:r>
+        <w:rPr>
+          <w:b/>
+          <w:bCs/>
+        </w:rPr>
+        <w:t>22. OLTP vs OLAP?</w:t>
+      </w:r>
+    </w:p>
+    <w:p>
+      <w:r>
+        <w:rPr>
+          <w:b/>
+          <w:bCs/>
+        </w:rPr>
+        <w:t>Answer:</w:t>
+      </w:r>
+    </w:p>
+    <w:tbl>
+      <w:tblPr>
+        <w:tblW w:w="0" w:type="auto"/>
+        <w:tblCellSpacing w:w="15" w:type="dxa"/>
+        <w:tblCellMar>
+          <w:top w:w="15" w:type="dxa"/>
+          <w:left w:w="15" w:type="dxa"/>
+          <w:bottom w:w="15" w:type="dxa"/>
+          <w:right w:w="15" w:type="dxa"/>
+        </w:tblCellMar>
+        <w:tblLook w:val="04A0" w:firstRow="1" w:lastRow="0" w:firstColumn="1" w:lastColumn="0" w:noHBand="0" w:noVBand="1"/>
+      </w:tblPr>
+      <w:tblGrid>
+        <w:gridCol w:w="2346"/>
+        <w:gridCol w:w="2009"/>
+      </w:tblGrid>
+      <w:tr>
+        <w:trPr>
+          <w:tblHeader/>
+          <w:tblCellSpacing w:w="15" w:type="dxa"/>
+        </w:trPr>
+        <w:tc>
+          <w:tcPr>
+            <w:tcW w:w="0" w:type="auto"/>
+            <w:vAlign w:val="center"/>
+            <w:hideMark/>
+          </w:tcPr>
+          <w:p>
+            <w:pPr>
+              <w:rPr>
+                <w:b/>
+                <w:bCs/>
+              </w:rPr>
+            </w:pPr>
+            <w:r>
+              <w:rPr>
+                <w:b/>
+                <w:bCs/>
+              </w:rPr>
+              <w:t>OLTP</w:t>
+            </w:r>
+          </w:p>
+        </w:tc>
+        <w:tc>
+          <w:tcPr>
+            <w:tcW w:w="0" w:type="auto"/>
+            <w:vAlign w:val="center"/>
+            <w:hideMark/>
+          </w:tcPr>
+          <w:p>
+            <w:pPr>
+              <w:rPr>
+                <w:b/>
+                <w:bCs/>
+              </w:rPr>
+            </w:pPr>
+            <w:r>
+              <w:rPr>
+                <w:b/>
+                <w:bCs/>
+              </w:rPr>
+              <w:t>OLAP</w:t>
+            </w:r>
+          </w:p>
+        </w:tc>
+      </w:tr>
+      <w:tr>
+        <w:trPr>
+          <w:tblCellSpacing w:w="15" w:type="dxa"/>
+        </w:trPr>
+        <w:tc>
+          <w:tcPr>
+            <w:tcW w:w="0" w:type="auto"/>
+            <w:vAlign w:val="center"/>
+            <w:hideMark/>
+          </w:tcPr>
+          <w:p>
+            <w:r>
+              <w:t>Transactions</w:t>
+            </w:r>
+          </w:p>
+        </w:tc>
+        <w:tc>
+          <w:tcPr>
+            <w:tcW w:w="0" w:type="auto"/>
+            <w:vAlign w:val="center"/>
+            <w:hideMark/>
+          </w:tcPr>
+          <w:p>
+            <w:r>
+              <w:t>Analysis</w:t>
+            </w:r>
+          </w:p>
+        </w:tc>
+      </w:tr>
+      <w:tr>
+        <w:trPr>
+          <w:tblCellSpacing w:w="15" w:type="dxa"/>
+        </w:trPr>
+        <w:tc>
+          <w:tcPr>
+            <w:tcW w:w="0" w:type="auto"/>
+            <w:vAlign w:val="center"/>
+            <w:hideMark/>
+          </w:tcPr>
+          <w:p>
+            <w:r>
+              <w:t>Frequent reads/writes</w:t>
+            </w:r>
+          </w:p>
+        </w:tc>
+        <w:tc>
+          <w:tcPr>
+            <w:tcW w:w="0" w:type="auto"/>
+            <w:vAlign w:val="center"/>
+            <w:hideMark/>
+          </w:tcPr>
+          <w:p>
+            <w:r>
+              <w:t>Mostly reads</w:t>
+            </w:r>
+          </w:p>
+        </w:tc>
+      </w:tr>
+      <w:tr>
+        <w:trPr>
+          <w:tblCellSpacing w:w="15" w:type="dxa"/>
+        </w:trPr>
+        <w:tc>
+          <w:tcPr>
+            <w:tcW w:w="0" w:type="auto"/>
+            <w:vAlign w:val="center"/>
+            <w:hideMark/>
+          </w:tcPr>
+          <w:p>
+            <w:r>
+              <w:t>Current data</w:t>
+            </w:r>
+          </w:p>
+        </w:tc>
+        <w:tc>
+          <w:tcPr>
+            <w:tcW w:w="0" w:type="auto"/>
+            <w:vAlign w:val="center"/>
+            <w:hideMark/>
+          </w:tcPr>
+          <w:p>
+            <w:r>
+              <w:t>Historical data</w:t>
+            </w:r>
+          </w:p>
+        </w:tc>
+      </w:tr>
+      <w:tr>
+        <w:trPr>
+          <w:tblCellSpacing w:w="15" w:type="dxa"/>
+        </w:trPr>
+        <w:tc>
+          <w:tcPr>
+            <w:tcW w:w="0" w:type="auto"/>
+            <w:vAlign w:val="center"/>
+            <w:hideMark/>
+          </w:tcPr>
+          <w:p>
+            <w:r>
+              <w:t>Operational systems</w:t>
+            </w:r>
+          </w:p>
+        </w:tc>
+        <w:tc>
+          <w:tcPr>
+            <w:tcW w:w="0" w:type="auto"/>
+            <w:vAlign w:val="center"/>
+            <w:hideMark/>
+          </w:tcPr>
+          <w:p>
+            <w:r>
+              <w:t>Analytical systems</w:t>
+            </w:r>
+          </w:p>
+        </w:tc>
+      </w:tr>
+    </w:tbl>
+    <w:p>
+      <w:pPr>
+        <w:rPr>
+          <w:b/>
+          <w:bCs/>
+        </w:rPr>
+      </w:pPr>
+      <w:r>
+        <w:rPr>
+          <w:b/>
+          <w:bCs/>
+        </w:rPr>
+        <w:t>23. What is a data warehouse?</w:t>
+      </w:r>
+    </w:p>
+    <w:p>
+      <w:r>
+        <w:rPr>
+          <w:b/>
+          <w:bCs/>
+        </w:rPr>
+        <w:t>Answer:</w:t>
+      </w:r>
+      <w:r>
+        <w:t xml:space="preserve"> A centralized system optimized for </w:t>
+      </w:r>
+      <w:r>
+        <w:rPr>
+          <w:b/>
+          <w:bCs/>
+        </w:rPr>
+        <w:t>analytical queries and reporting</w:t>
+      </w:r>
+      <w:r>
+        <w:t>.</w:t>
+      </w:r>
+    </w:p>
+    <w:p>
+      <w:pPr>
+        <w:rPr>
+          <w:b/>
+          <w:bCs/>
+        </w:rPr>
+      </w:pPr>
+      <w:r>
+        <w:rPr>
+          <w:b/>
+          <w:bCs/>
+        </w:rPr>
+        <w:t>24. What is a data lake?</w:t>
+      </w:r>
+    </w:p>
+    <w:p>
+      <w:r>
+        <w:rPr>
+          <w:b/>
+          <w:bCs/>
+        </w:rPr>
+        <w:t>Answer:</w:t>
+      </w:r>
+      <w:r>
+        <w:t xml:space="preserve"> A storage system designed to hold </w:t>
+      </w:r>
+      <w:r>
+        <w:rPr>
+          <w:b/>
+          <w:bCs/>
+        </w:rPr>
+        <w:t>large amounts of raw data in different formats</w:t>
+      </w:r>
+      <w:r>
+        <w:t>.</w:t>
+      </w:r>
+    </w:p>
+    <w:p>
+      <w:pPr>
+        <w:rPr>
+          <w:b/>
+          <w:bCs/>
+        </w:rPr>
+      </w:pPr>
+      <w:r>
+        <w:rPr>
+          <w:b/>
+          <w:bCs/>
+        </w:rPr>
+        <w:t>25. What is a data lakehouse?</w:t>
+      </w:r>
+    </w:p>
+    <w:p>
+      <w:r>
+        <w:rPr>
+          <w:b/>
+          <w:bCs/>
+        </w:rPr>
+        <w:t>Answer:</w:t>
+      </w:r>
+      <w:r>
+        <w:t xml:space="preserve"> An architecture combining characteristics of </w:t>
+      </w:r>
+      <w:r>
+        <w:rPr>
+          <w:b/>
+          <w:bCs/>
+        </w:rPr>
+        <w:t>data lakes and data warehouses</w:t>
+      </w:r>
+      <w:r>
+        <w:t>, allowing flexible data storage with analytical capabilities.</w:t>
+      </w:r>
+    </w:p>
+    <w:p>
+      <w:pPr>
+        <w:rPr>
+          <w:b/>
+          <w:bCs/>
+        </w:rPr>
+      </w:pPr>
+      <w:r>
+        <w:rPr>
+          <w:b/>
+          <w:bCs/>
+        </w:rPr>
+        <w:t>26. What is ETL?</w:t>
+      </w:r>
+    </w:p>
+    <w:p>
+      <w:r>
+        <w:rPr>
+          <w:b/>
+          <w:bCs/>
+        </w:rPr>
+        <w:t>Answer:</w:t>
+      </w:r>
+      <w:r>
+        <w:t xml:space="preserve"> </w:t>
+      </w:r>
+      <w:r>
+        <w:rPr>
+          <w:b/>
+          <w:bCs/>
+        </w:rPr>
+        <w:t>Extract → Transform → Load.</w:t>
+      </w:r>
+    </w:p>
+    <w:p>
+      <w:r>
+        <w:t>Data is extracted, transformed, and then loaded into the target system.</w:t>
+      </w:r>
+    </w:p>
+    <w:p>
+      <w:pPr>
+        <w:rPr>
+          <w:b/>
+          <w:bCs/>
+        </w:rPr>
+      </w:pPr>
+      <w:r>
+        <w:rPr>
+          <w:b/>
+          <w:bCs/>
+        </w:rPr>
+        <w:lastRenderedPageBreak/>
+        <w:t>27. What is ELT?</w:t>
+      </w:r>
+    </w:p>
+    <w:p>
+      <w:r>
+        <w:rPr>
+          <w:b/>
+          <w:bCs/>
+        </w:rPr>
+        <w:t>Answer:</w:t>
+      </w:r>
+      <w:r>
+        <w:t xml:space="preserve"> </w:t>
+      </w:r>
+      <w:r>
+        <w:rPr>
+          <w:b/>
+          <w:bCs/>
+        </w:rPr>
+        <w:t>Extract → Load → Transform.</w:t>
+      </w:r>
+    </w:p>
+    <w:p>
+      <w:r>
+        <w:t>Data is loaded first and transformed inside the target platform.</w:t>
+      </w:r>
+    </w:p>
+    <w:p>
+      <w:pPr>
+        <w:rPr>
+          <w:b/>
+          <w:bCs/>
+        </w:rPr>
+      </w:pPr>
+      <w:r>
+        <w:rPr>
+          <w:b/>
+          <w:bCs/>
+        </w:rPr>
+        <w:t>28. What is metadata?</w:t>
+      </w:r>
+    </w:p>
+    <w:p>
+      <w:r>
+        <w:rPr>
+          <w:b/>
+          <w:bCs/>
+        </w:rPr>
+        <w:t>Answer:</w:t>
+      </w:r>
+      <w:r>
+        <w:t xml:space="preserve"> </w:t>
+      </w:r>
+      <w:r>
+        <w:rPr>
+          <w:b/>
+          <w:bCs/>
+        </w:rPr>
+        <w:t>Data about data.</w:t>
+      </w:r>
+    </w:p>
+    <w:p>
+      <w:r>
+        <w:t>Example: A file's name, size, format, creation date, or author.</w:t>
+      </w:r>
+    </w:p>
+    <w:p>
+      <w:pPr>
+        <w:rPr>
+          <w:b/>
+          <w:bCs/>
+        </w:rPr>
+      </w:pPr>
+      <w:r>
+        <w:rPr>
+          <w:b/>
+          <w:bCs/>
+        </w:rPr>
+        <w:t>29. What is a schema?</w:t>
+      </w:r>
+    </w:p>
+    <w:p>
+      <w:r>
+        <w:rPr>
+          <w:b/>
+          <w:bCs/>
+        </w:rPr>
+        <w:t>Answer:</w:t>
+      </w:r>
+      <w:r>
+        <w:t xml:space="preserve"> The definition of how data is organized, including tables, columns, data types, and relationships.</w:t>
+      </w:r>
+    </w:p>
+    <w:p>
+      <w:pPr>
+        <w:rPr>
+          <w:b/>
+          <w:bCs/>
+        </w:rPr>
+      </w:pPr>
+      <w:r>
+        <w:rPr>
+          <w:b/>
+          <w:bCs/>
+        </w:rPr>
+        <w:t>30. Which file format is commonly used for semi-structured data?</w:t>
+      </w:r>
+    </w:p>
+    <w:p>
+      <w:r>
+        <w:rPr>
+          <w:b/>
+          <w:bCs/>
+        </w:rPr>
+        <w:t>Answer:</w:t>
+      </w:r>
+      <w:r>
+        <w:t xml:space="preserve"> </w:t>
+      </w:r>
+      <w:r>
+        <w:rPr>
+          <w:b/>
+          <w:bCs/>
+        </w:rPr>
+        <w:t>JSON.</w:t>
+      </w:r>
+    </w:p>
+    <w:p>
+      <w:r>
+        <w:pict w14:anchorId="5FEAF3A1">
+          <v:rect id="_x0000_i1049" style="width:0;height:1.5pt" o:hralign="center" o:hrstd="t" o:hr="t" fillcolor="#a0a0a0" stroked="f"/>
+        </w:pict>
+      </w:r>
+    </w:p>
+    <w:p>
+      <w:pPr>
+        <w:rPr>
+          <w:b/>
+          <w:bCs/>
+        </w:rPr>
+      </w:pPr>
+      <w:r>
+        <w:rPr>
+          <w:b/>
+          <w:bCs/>
+        </w:rPr>
+        <w:t>2. Relational Data on Azure — Q31–55</w:t>
+      </w:r>
+    </w:p>
+    <w:p>
+      <w:pPr>
+        <w:rPr>
+          <w:b/>
+          <w:bCs/>
+        </w:rPr>
+      </w:pPr>
+      <w:r>
+        <w:rPr>
+          <w:b/>
+          <w:bCs/>
+        </w:rPr>
+        <w:t>31. What language is primarily used to query relational databases?</w:t>
+      </w:r>
+    </w:p>
+    <w:p>
+      <w:r>
+        <w:rPr>
+          <w:b/>
+          <w:bCs/>
+        </w:rPr>
+        <w:t>Answer:</w:t>
+      </w:r>
+      <w:r>
+        <w:t xml:space="preserve"> </w:t>
+      </w:r>
+      <w:r>
+        <w:rPr>
+          <w:b/>
+          <w:bCs/>
+        </w:rPr>
+        <w:t>SQL — Structured Query Language.</w:t>
+      </w:r>
+    </w:p>
+    <w:p>
+      <w:pPr>
+        <w:rPr>
+          <w:b/>
+          <w:bCs/>
+        </w:rPr>
+      </w:pPr>
+      <w:r>
+        <w:rPr>
+          <w:b/>
+          <w:bCs/>
+        </w:rPr>
+        <w:t>32. What does SELECT do?</w:t>
+      </w:r>
+    </w:p>
+    <w:p>
+      <w:r>
+        <w:rPr>
+          <w:b/>
+          <w:bCs/>
+        </w:rPr>
+        <w:t>Answer:</w:t>
+      </w:r>
+      <w:r>
+        <w:t xml:space="preserve"> Retrieves data from one or more tables.</w:t>
+      </w:r>
+    </w:p>
+    <w:p>
+      <w:pPr>
+        <w:rPr>
+          <w:b/>
+          <w:bCs/>
+        </w:rPr>
+      </w:pPr>
+      <w:r>
+        <w:rPr>
+          <w:b/>
+          <w:bCs/>
+        </w:rPr>
+        <w:t>33. What does WHERE do?</w:t>
+      </w:r>
+    </w:p>
+    <w:p>
+      <w:r>
+        <w:rPr>
+          <w:b/>
+          <w:bCs/>
+        </w:rPr>
+        <w:t>Answer:</w:t>
+      </w:r>
+      <w:r>
+        <w:t xml:space="preserve"> Filters rows based on a condition.</w:t>
+      </w:r>
+    </w:p>
+    <w:p>
+      <w:pPr>
+        <w:rPr>
+          <w:b/>
+          <w:bCs/>
+        </w:rPr>
+      </w:pPr>
+      <w:r>
+        <w:rPr>
+          <w:b/>
+          <w:bCs/>
+        </w:rPr>
+        <w:t>34. What does GROUP BY do?</w:t>
+      </w:r>
+    </w:p>
+    <w:p>
+      <w:r>
+        <w:rPr>
+          <w:b/>
+          <w:bCs/>
+        </w:rPr>
+        <w:t>Answer:</w:t>
+      </w:r>
+      <w:r>
+        <w:t xml:space="preserve"> Groups rows so aggregate functions can be applied to each group.</w:t>
+      </w:r>
+    </w:p>
+    <w:p>
+      <w:pPr>
+        <w:rPr>
+          <w:b/>
+          <w:bCs/>
+        </w:rPr>
+      </w:pPr>
+      <w:r>
+        <w:rPr>
+          <w:b/>
+          <w:bCs/>
+        </w:rPr>
+        <w:t>35. What does HAVING do?</w:t>
+      </w:r>
+    </w:p>
+    <w:p>
+      <w:r>
+        <w:rPr>
+          <w:b/>
+          <w:bCs/>
+        </w:rPr>
+        <w:t>Answer:</w:t>
+      </w:r>
+      <w:r>
+        <w:t xml:space="preserve"> Filters </w:t>
+      </w:r>
+      <w:r>
+        <w:rPr>
+          <w:b/>
+          <w:bCs/>
+        </w:rPr>
+        <w:t>groups</w:t>
+      </w:r>
+      <w:r>
+        <w:t xml:space="preserve"> after GROUP BY.</w:t>
+      </w:r>
+    </w:p>
+    <w:p>
+      <w:pPr>
+        <w:rPr>
+          <w:b/>
+          <w:bCs/>
+        </w:rPr>
+      </w:pPr>
+      <w:r>
+        <w:rPr>
+          <w:b/>
+          <w:bCs/>
+        </w:rPr>
+        <w:t>36. WHERE vs HAVING?</w:t>
+      </w:r>
+    </w:p>
+    <w:p>
+      <w:r>
+        <w:rPr>
+          <w:b/>
+          <w:bCs/>
+        </w:rPr>
+        <w:t>Answer:</w:t>
+      </w:r>
+    </w:p>
+    <w:p>
+      <w:pPr>
+        <w:numPr>
+          <w:ilvl w:val="0"/>
+          <w:numId w:val="19"/>
+        </w:numPr>
+      </w:pPr>
+      <w:r>
+        <w:rPr>
+          <w:b/>
+          <w:bCs/>
+        </w:rPr>
+        <w:t>WHERE</w:t>
+      </w:r>
+      <w:r>
+        <w:t xml:space="preserve"> → filters rows before grouping. </w:t>
+      </w:r>
+    </w:p>
+    <w:p>
+      <w:pPr>
+        <w:numPr>
+          <w:ilvl w:val="0"/>
+          <w:numId w:val="19"/>
+        </w:numPr>
+      </w:pPr>
+      <w:r>
+        <w:rPr>
+          <w:b/>
+          <w:bCs/>
+        </w:rPr>
+        <w:lastRenderedPageBreak/>
+        <w:t>HAVING</w:t>
+      </w:r>
+      <w:r>
+        <w:t xml:space="preserve"> → filters groups after grouping. </w:t>
+      </w:r>
+    </w:p>
+    <w:p>
+      <w:pPr>
+        <w:rPr>
+          <w:b/>
+          <w:bCs/>
+        </w:rPr>
+      </w:pPr>
+      <w:r>
+        <w:rPr>
+          <w:b/>
+          <w:bCs/>
+        </w:rPr>
+        <w:t>37. What is an INNER JOIN?</w:t>
+      </w:r>
+    </w:p>
+    <w:p>
+      <w:r>
+        <w:rPr>
+          <w:b/>
+          <w:bCs/>
+        </w:rPr>
+        <w:t>Answer:</w:t>
+      </w:r>
+      <w:r>
+        <w:t xml:space="preserve"> Returns rows where matching values exist in both tables.</w:t>
+      </w:r>
+    </w:p>
+    <w:p>
+      <w:pPr>
+        <w:rPr>
+          <w:b/>
+          <w:bCs/>
+        </w:rPr>
+      </w:pPr>
+      <w:r>
+        <w:rPr>
+          <w:b/>
+          <w:bCs/>
+        </w:rPr>
+        <w:t>38. What does a LEFT JOIN return?</w:t>
+      </w:r>
+    </w:p>
+    <w:p>
+      <w:r>
+        <w:rPr>
+          <w:b/>
+          <w:bCs/>
+        </w:rPr>
+        <w:t>Answer:</w:t>
+      </w:r>
+      <w:r>
+        <w:t xml:space="preserve"> All rows from the left table and matching rows from the right table.</w:t>
+      </w:r>
+    </w:p>
+    <w:p>
+      <w:pPr>
+        <w:rPr>
+          <w:b/>
+          <w:bCs/>
+        </w:rPr>
+      </w:pPr>
+      <w:r>
+        <w:rPr>
+          <w:b/>
+          <w:bCs/>
+        </w:rPr>
+        <w:t>39. What is an aggregate function?</w:t>
+      </w:r>
+    </w:p>
+    <w:p>
+      <w:r>
+        <w:rPr>
+          <w:b/>
+          <w:bCs/>
+        </w:rPr>
+        <w:t>Answer:</w:t>
+      </w:r>
+      <w:r>
+        <w:t xml:space="preserve"> A function that performs calculations over multiple rows.</w:t>
+      </w:r>
+    </w:p>
+    <w:p>
+      <w:r>
+        <w:t>Examples:</w:t>
+      </w:r>
+    </w:p>
+    <w:p>
+      <w:r>
+        <w:t>COUNT(), SUM(), AVG(), MIN(), MAX().</w:t>
+      </w:r>
+    </w:p>
+    <w:p>
+      <w:pPr>
+        <w:rPr>
+          <w:b/>
+          <w:bCs/>
+        </w:rPr>
+      </w:pPr>
+      <w:r>
+        <w:rPr>
+          <w:b/>
+          <w:bCs/>
+        </w:rPr>
+        <w:t>40. What is an index?</w:t>
+      </w:r>
+    </w:p>
+    <w:p>
+      <w:r>
+        <w:rPr>
+          <w:b/>
+          <w:bCs/>
+        </w:rPr>
+        <w:t>Answer:</w:t>
+      </w:r>
+      <w:r>
+        <w:t xml:space="preserve"> A database structure that can improve the speed of data retrieval.</w:t>
+      </w:r>
+    </w:p>
+    <w:p>
+      <w:pPr>
+        <w:rPr>
+          <w:b/>
+          <w:bCs/>
+        </w:rPr>
+      </w:pPr>
+      <w:r>
+        <w:rPr>
+          <w:b/>
+          <w:bCs/>
+        </w:rPr>
+        <w:t>41. What is a view?</w:t>
+      </w:r>
+    </w:p>
+    <w:p>
+      <w:r>
+        <w:rPr>
+          <w:b/>
+          <w:bCs/>
+        </w:rPr>
+        <w:t>Answer:</w:t>
+      </w:r>
+      <w:r>
+        <w:t xml:space="preserve"> A virtual table based on a query.</w:t>
+      </w:r>
+    </w:p>
+    <w:p>
+      <w:pPr>
+        <w:rPr>
+          <w:b/>
+          <w:bCs/>
+        </w:rPr>
+      </w:pPr>
+      <w:r>
+        <w:rPr>
+          <w:b/>
+          <w:bCs/>
+        </w:rPr>
+        <w:t>42. What is a stored procedure?</w:t>
+      </w:r>
+    </w:p>
+    <w:p>
+      <w:r>
+        <w:rPr>
+          <w:b/>
+          <w:bCs/>
+        </w:rPr>
+        <w:t>Answer:</w:t>
+      </w:r>
+      <w:r>
+        <w:t xml:space="preserve"> A saved collection of SQL statements that can be executed as a unit.</w:t>
+      </w:r>
+    </w:p>
+    <w:p>
+      <w:pPr>
+        <w:rPr>
+          <w:b/>
+          <w:bCs/>
+        </w:rPr>
+      </w:pPr>
+      <w:r>
+        <w:rPr>
+          <w:b/>
+          <w:bCs/>
+        </w:rPr>
+        <w:t>43. What is a transaction?</w:t>
+      </w:r>
+    </w:p>
+    <w:p>
+      <w:r>
+        <w:rPr>
+          <w:b/>
+          <w:bCs/>
+        </w:rPr>
+        <w:t>Answer:</w:t>
+      </w:r>
+      <w:r>
+        <w:t xml:space="preserve"> A logical unit of work that should be completed successfully or rolled back.</w:t>
+      </w:r>
+    </w:p>
+    <w:p>
+      <w:pPr>
+        <w:rPr>
+          <w:b/>
+          <w:bCs/>
+        </w:rPr>
+      </w:pPr>
+      <w:r>
+        <w:rPr>
+          <w:b/>
+          <w:bCs/>
+        </w:rPr>
+        <w:t>44. What does ACID stand for?</w:t>
+      </w:r>
+    </w:p>
+    <w:p>
+      <w:r>
+        <w:rPr>
+          <w:b/>
+          <w:bCs/>
+        </w:rPr>
+        <w:t>Answer:</w:t>
+      </w:r>
+    </w:p>
+    <w:p>
+      <w:pPr>
+        <w:numPr>
+          <w:ilvl w:val="0"/>
+          <w:numId w:val="20"/>
+        </w:numPr>
+      </w:pPr>
+      <w:r>
+        <w:rPr>
+          <w:b/>
+          <w:bCs/>
+        </w:rPr>
+        <w:t>A</w:t>
+      </w:r>
+      <w:r>
+        <w:t xml:space="preserve"> — Atomicity </w:t>
+      </w:r>
+    </w:p>
+    <w:p>
+      <w:pPr>
+        <w:numPr>
+          <w:ilvl w:val="0"/>
+          <w:numId w:val="20"/>
+        </w:numPr>
+      </w:pPr>
+      <w:r>
+        <w:rPr>
+          <w:b/>
+          <w:bCs/>
+        </w:rPr>
+        <w:t>C</w:t>
+      </w:r>
+      <w:r>
+        <w:t xml:space="preserve"> — Consistency </w:t>
+      </w:r>
+    </w:p>
+    <w:p>
+      <w:pPr>
+        <w:numPr>
+          <w:ilvl w:val="0"/>
+          <w:numId w:val="20"/>
+        </w:numPr>
+      </w:pPr>
+      <w:r>
+        <w:rPr>
+          <w:b/>
+          <w:bCs/>
+        </w:rPr>
+        <w:t>I</w:t>
+      </w:r>
+      <w:r>
+        <w:t xml:space="preserve"> — Isolation </w:t>
+      </w:r>
+    </w:p>
+    <w:p>
+      <w:pPr>
+        <w:numPr>
+          <w:ilvl w:val="0"/>
+          <w:numId w:val="20"/>
+        </w:numPr>
+      </w:pPr>
+      <w:r>
+        <w:rPr>
+          <w:b/>
+          <w:bCs/>
+        </w:rPr>
+        <w:t>D</w:t>
+      </w:r>
+      <w:r>
+        <w:t xml:space="preserve"> — Durability </w:t>
+      </w:r>
+    </w:p>
+    <w:p>
+      <w:pPr>
+        <w:rPr>
+          <w:b/>
+          <w:bCs/>
+        </w:rPr>
+      </w:pPr>
+      <w:r>
+        <w:rPr>
+          <w:b/>
+          <w:bCs/>
+        </w:rPr>
+        <w:t>45. What is Azure SQL Database?</w:t>
+      </w:r>
+    </w:p>
+    <w:p>
+      <w:r>
+        <w:rPr>
+          <w:b/>
+          <w:bCs/>
+        </w:rPr>
+        <w:t>Answer:</w:t>
+      </w:r>
+      <w:r>
+        <w:t xml:space="preserve"> A fully managed </w:t>
+      </w:r>
+      <w:r>
+        <w:rPr>
+          <w:b/>
+          <w:bCs/>
+        </w:rPr>
+        <w:t>relational database service</w:t>
+      </w:r>
+      <w:r>
+        <w:t xml:space="preserve"> in Azure based on the SQL Server database engine.</w:t>
+      </w:r>
+    </w:p>
+    <w:p>
+      <w:pPr>
+        <w:rPr>
+          <w:b/>
+          <w:bCs/>
+        </w:rPr>
+      </w:pPr>
+      <w:r>
+        <w:rPr>
+          <w:b/>
+          <w:bCs/>
+        </w:rPr>
+        <w:lastRenderedPageBreak/>
+        <w:t>46. Is Azure SQL Database a PaaS service?</w:t>
+      </w:r>
+    </w:p>
+    <w:p>
+      <w:r>
+        <w:rPr>
+          <w:b/>
+          <w:bCs/>
+        </w:rPr>
+        <w:t>Answer:</w:t>
+      </w:r>
+      <w:r>
+        <w:t xml:space="preserve"> </w:t>
+      </w:r>
+      <w:r>
+        <w:rPr>
+          <w:b/>
+          <w:bCs/>
+        </w:rPr>
+        <w:t>Yes.</w:t>
+      </w:r>
+    </w:p>
+    <w:p>
+      <w:pPr>
+        <w:rPr>
+          <w:b/>
+          <w:bCs/>
+        </w:rPr>
+      </w:pPr>
+      <w:r>
+        <w:rPr>
+          <w:b/>
+          <w:bCs/>
+        </w:rPr>
+        <w:t>47. What is Azure SQL Managed Instance?</w:t>
+      </w:r>
+    </w:p>
+    <w:p>
+      <w:r>
+        <w:rPr>
+          <w:b/>
+          <w:bCs/>
+        </w:rPr>
+        <w:t>Answer:</w:t>
+      </w:r>
+      <w:r>
+        <w:t xml:space="preserve"> A managed Azure database service providing high compatibility with </w:t>
+      </w:r>
+      <w:r>
+        <w:rPr>
+          <w:b/>
+          <w:bCs/>
+        </w:rPr>
+        <w:t>SQL Server</w:t>
+      </w:r>
+      <w:r>
+        <w:t>, useful for migrating many existing SQL Server workloads.</w:t>
+      </w:r>
+    </w:p>
+    <w:p>
+      <w:pPr>
+        <w:rPr>
+          <w:b/>
+          <w:bCs/>
+        </w:rPr>
+      </w:pPr>
+      <w:r>
+        <w:rPr>
+          <w:b/>
+          <w:bCs/>
+        </w:rPr>
+        <w:t>48. Azure SQL Database vs SQL Managed Instance?</w:t>
+      </w:r>
+    </w:p>
+    <w:p>
+      <w:r>
+        <w:rPr>
+          <w:b/>
+          <w:bCs/>
+        </w:rPr>
+        <w:t>Answer:</w:t>
+      </w:r>
+    </w:p>
+    <w:p>
+      <w:r>
+        <w:rPr>
+          <w:b/>
+          <w:bCs/>
+        </w:rPr>
+        <w:t>Azure SQL Database:</w:t>
+      </w:r>
+      <w:r>
+        <w:t xml:space="preserve"> More cloud-native and database-focused.</w:t>
+      </w:r>
+    </w:p>
+    <w:p>
+      <w:r>
+        <w:rPr>
+          <w:b/>
+          <w:bCs/>
+        </w:rPr>
+        <w:t>SQL Managed Instance:</w:t>
+      </w:r>
+      <w:r>
+        <w:t xml:space="preserve"> Provides broader SQL Server compatibility and instance-level capabilities.</w:t>
+      </w:r>
+    </w:p>
+    <w:p>
+      <w:pPr>
+        <w:rPr>
+          <w:b/>
+          <w:bCs/>
+        </w:rPr>
+      </w:pPr>
+      <w:r>
+        <w:rPr>
+          <w:b/>
+          <w:bCs/>
+        </w:rPr>
+        <w:t>49. What is SQL Server on Azure Virtual Machines?</w:t>
+      </w:r>
+    </w:p>
+    <w:p>
+      <w:r>
+        <w:rPr>
+          <w:b/>
+          <w:bCs/>
+        </w:rPr>
+        <w:t>Answer:</w:t>
+      </w:r>
+      <w:r>
+        <w:t xml:space="preserve"> SQL Server installed and managed on an </w:t>
+      </w:r>
+      <w:r>
+        <w:rPr>
+          <w:b/>
+          <w:bCs/>
+        </w:rPr>
+        <w:t>Azure VM</w:t>
+      </w:r>
+      <w:r>
+        <w:t>.</w:t>
+      </w:r>
+    </w:p>
+    <w:p>
+      <w:pPr>
+        <w:rPr>
+          <w:b/>
+          <w:bCs/>
+        </w:rPr>
+      </w:pPr>
+      <w:r>
+        <w:rPr>
+          <w:b/>
+          <w:bCs/>
+        </w:rPr>
+        <w:t>50. Which Azure relational service is best when you want a fully managed SQL database?</w:t>
+      </w:r>
+    </w:p>
+    <w:p>
+      <w:r>
+        <w:rPr>
+          <w:b/>
+          <w:bCs/>
+        </w:rPr>
+        <w:t>Answer:</w:t>
+      </w:r>
+      <w:r>
+        <w:t xml:space="preserve"> </w:t>
+      </w:r>
+      <w:r>
+        <w:rPr>
+          <w:b/>
+          <w:bCs/>
+        </w:rPr>
+        <w:t>Azure SQL Database.</w:t>
+      </w:r>
+    </w:p>
+    <w:p>
+      <w:pPr>
+        <w:rPr>
+          <w:b/>
+          <w:bCs/>
+        </w:rPr>
+      </w:pPr>
+      <w:r>
+        <w:rPr>
+          <w:b/>
+          <w:bCs/>
+        </w:rPr>
+        <w:t>51. Which Azure service is useful when you need high SQL Server compatibility during migration?</w:t>
+      </w:r>
+    </w:p>
+    <w:p>
+      <w:r>
+        <w:rPr>
+          <w:b/>
+          <w:bCs/>
+        </w:rPr>
+        <w:t>Answer:</w:t>
+      </w:r>
+      <w:r>
+        <w:t xml:space="preserve"> </w:t>
+      </w:r>
+      <w:r>
+        <w:rPr>
+          <w:b/>
+          <w:bCs/>
+        </w:rPr>
+        <w:t>Azure SQL Managed Instance.</w:t>
+      </w:r>
+    </w:p>
+    <w:p>
+      <w:pPr>
+        <w:rPr>
+          <w:b/>
+          <w:bCs/>
+        </w:rPr>
+      </w:pPr>
+      <w:r>
+        <w:rPr>
+          <w:b/>
+          <w:bCs/>
+        </w:rPr>
+        <w:t>52. What is Azure Database for PostgreSQL?</w:t>
+      </w:r>
+    </w:p>
+    <w:p>
+      <w:r>
+        <w:rPr>
+          <w:b/>
+          <w:bCs/>
+        </w:rPr>
+        <w:t>Answer:</w:t>
+      </w:r>
+      <w:r>
+        <w:t xml:space="preserve"> A managed Azure service for </w:t>
+      </w:r>
+      <w:r>
+        <w:rPr>
+          <w:b/>
+          <w:bCs/>
+        </w:rPr>
+        <w:t>PostgreSQL relational databases</w:t>
+      </w:r>
+      <w:r>
+        <w:t>.</w:t>
+      </w:r>
+    </w:p>
+    <w:p>
+      <w:pPr>
+        <w:rPr>
+          <w:b/>
+          <w:bCs/>
+        </w:rPr>
+      </w:pPr>
+      <w:r>
+        <w:rPr>
+          <w:b/>
+          <w:bCs/>
+        </w:rPr>
+        <w:t>53. What is Azure Database for MySQL?</w:t>
+      </w:r>
+    </w:p>
+    <w:p>
+      <w:r>
+        <w:rPr>
+          <w:b/>
+          <w:bCs/>
+        </w:rPr>
+        <w:t>Answer:</w:t>
+      </w:r>
+      <w:r>
+        <w:t xml:space="preserve"> A managed Azure service for </w:t>
+      </w:r>
+      <w:r>
+        <w:rPr>
+          <w:b/>
+          <w:bCs/>
+        </w:rPr>
+        <w:t>MySQL relational databases</w:t>
+      </w:r>
+      <w:r>
+        <w:t>.</w:t>
+      </w:r>
+    </w:p>
+    <w:p>
+      <w:pPr>
+        <w:rPr>
+          <w:b/>
+          <w:bCs/>
+        </w:rPr>
+      </w:pPr>
+      <w:r>
+        <w:rPr>
+          <w:b/>
+          <w:bCs/>
+        </w:rPr>
+        <w:t>54. What is a relational schema?</w:t>
+      </w:r>
+    </w:p>
+    <w:p>
+      <w:r>
+        <w:rPr>
+          <w:b/>
+          <w:bCs/>
+        </w:rPr>
+        <w:t>Answer:</w:t>
+      </w:r>
+      <w:r>
+        <w:t xml:space="preserve"> The definition of tables, columns, data types, keys, and relationships in a relational database.</w:t>
+      </w:r>
+    </w:p>
+    <w:p>
+      <w:pPr>
+        <w:rPr>
+          <w:b/>
+          <w:bCs/>
+        </w:rPr>
+      </w:pPr>
+      <w:r>
+        <w:rPr>
+          <w:b/>
+          <w:bCs/>
+        </w:rPr>
+        <w:t>55. What is referential integrity?</w:t>
+      </w:r>
+    </w:p>
+    <w:p>
+      <w:r>
+        <w:rPr>
+          <w:b/>
+          <w:bCs/>
+        </w:rPr>
+        <w:t>Answer:</w:t>
+      </w:r>
+      <w:r>
+        <w:t xml:space="preserve"> Ensuring that relationships between related tables remain valid, typically through </w:t>
+      </w:r>
+      <w:r>
+        <w:rPr>
+          <w:b/>
+          <w:bCs/>
+        </w:rPr>
+        <w:t>foreign keys</w:t>
+      </w:r>
+      <w:r>
+        <w:t>.</w:t>
+      </w:r>
+    </w:p>
+    <w:p>
+      <w:r>
+        <w:lastRenderedPageBreak/>
+        <w:pict w14:anchorId="5391418D">
+          <v:rect id="_x0000_i1050" style="width:0;height:1.5pt" o:hralign="center" o:hrstd="t" o:hr="t" fillcolor="#a0a0a0" stroked="f"/>
+        </w:pict>
+      </w:r>
+    </w:p>
+    <w:p>
+      <w:pPr>
+        <w:rPr>
+          <w:b/>
+          <w:bCs/>
+        </w:rPr>
+      </w:pPr>
+      <w:r>
+        <w:rPr>
+          <w:b/>
+          <w:bCs/>
+        </w:rPr>
+        <w:t>3. Non-Relational Data on Azure — Q56–75</w:t>
+      </w:r>
+    </w:p>
+    <w:p>
+      <w:pPr>
+        <w:rPr>
+          <w:b/>
+          <w:bCs/>
+        </w:rPr>
+      </w:pPr>
+      <w:r>
+        <w:rPr>
+          <w:b/>
+          <w:bCs/>
+        </w:rPr>
+        <w:t>56. What is NoSQL?</w:t>
+      </w:r>
+    </w:p>
+    <w:p>
+      <w:r>
+        <w:rPr>
+          <w:b/>
+          <w:bCs/>
+        </w:rPr>
+        <w:t>Answer:</w:t>
+      </w:r>
+      <w:r>
+        <w:t xml:space="preserve"> A category of database technologies designed for data models that don't require traditional relational tables.</w:t>
+      </w:r>
+    </w:p>
+    <w:p>
+      <w:pPr>
+        <w:rPr>
+          <w:b/>
+          <w:bCs/>
+        </w:rPr>
+      </w:pPr>
+      <w:r>
+        <w:rPr>
+          <w:b/>
+          <w:bCs/>
+        </w:rPr>
+        <w:t>57. Name common NoSQL data models.</w:t>
+      </w:r>
+    </w:p>
+    <w:p>
+      <w:r>
+        <w:rPr>
+          <w:b/>
+          <w:bCs/>
+        </w:rPr>
+        <w:t>Answer:</w:t>
+      </w:r>
+    </w:p>
+    <w:p>
+      <w:pPr>
+        <w:numPr>
+          <w:ilvl w:val="0"/>
+          <w:numId w:val="21"/>
+        </w:numPr>
+      </w:pPr>
+      <w:r>
+        <w:t xml:space="preserve">Key-value </w:t>
+      </w:r>
+    </w:p>
+    <w:p>
+      <w:pPr>
+        <w:numPr>
+          <w:ilvl w:val="0"/>
+          <w:numId w:val="21"/>
+        </w:numPr>
+      </w:pPr>
+      <w:r>
+        <w:t xml:space="preserve">Document </w:t>
+      </w:r>
+    </w:p>
+    <w:p>
+      <w:pPr>
+        <w:numPr>
+          <w:ilvl w:val="0"/>
+          <w:numId w:val="21"/>
+        </w:numPr>
+      </w:pPr>
+      <w:r>
+        <w:t xml:space="preserve">Column-family </w:t>
+      </w:r>
+    </w:p>
+    <w:p>
+      <w:pPr>
+        <w:numPr>
+          <w:ilvl w:val="0"/>
+          <w:numId w:val="21"/>
+        </w:numPr>
+      </w:pPr>
+      <w:r>
+        <w:t xml:space="preserve">Graph </w:t>
+      </w:r>
+    </w:p>
+    <w:p>
+      <w:pPr>
+        <w:rPr>
+          <w:b/>
+          <w:bCs/>
+        </w:rPr>
+      </w:pPr>
+      <w:r>
+        <w:rPr>
+          <w:b/>
+          <w:bCs/>
+        </w:rPr>
+        <w:t>58. What is a key-value database?</w:t>
+      </w:r>
+    </w:p>
+    <w:p>
+      <w:r>
+        <w:rPr>
+          <w:b/>
+          <w:bCs/>
+        </w:rPr>
+        <w:t>Answer:</w:t>
+      </w:r>
+      <w:r>
+        <w:t xml:space="preserve"> A database where each item consists primarily of a </w:t>
+      </w:r>
+      <w:r>
+        <w:rPr>
+          <w:b/>
+          <w:bCs/>
+        </w:rPr>
+        <w:t>key and its associated value</w:t>
+      </w:r>
+      <w:r>
+        <w:t>.</w:t>
+      </w:r>
+    </w:p>
+    <w:p>
+      <w:pPr>
+        <w:rPr>
+          <w:b/>
+          <w:bCs/>
+        </w:rPr>
+      </w:pPr>
+      <w:r>
+        <w:rPr>
+          <w:b/>
+          <w:bCs/>
+        </w:rPr>
+        <w:t>59. Give an example of a key-value workload.</w:t>
+      </w:r>
+    </w:p>
+    <w:p>
+      <w:r>
+        <w:rPr>
+          <w:b/>
+          <w:bCs/>
+        </w:rPr>
+        <w:t>Answer:</w:t>
+      </w:r>
+      <w:r>
+        <w:t xml:space="preserve"> Storing </w:t>
+      </w:r>
+      <w:r>
+        <w:rPr>
+          <w:b/>
+          <w:bCs/>
+        </w:rPr>
+        <w:t>user session information</w:t>
+      </w:r>
+      <w:r>
+        <w:t>.</w:t>
+      </w:r>
+    </w:p>
+    <w:p>
+      <w:pPr>
+        <w:rPr>
+          <w:b/>
+          <w:bCs/>
+        </w:rPr>
+      </w:pPr>
+      <w:r>
+        <w:rPr>
+          <w:b/>
+          <w:bCs/>
+        </w:rPr>
+        <w:t>60. What is a document database?</w:t>
+      </w:r>
+    </w:p>
+    <w:p>
+      <w:r>
+        <w:rPr>
+          <w:b/>
+          <w:bCs/>
+        </w:rPr>
+        <w:t>Answer:</w:t>
+      </w:r>
+      <w:r>
+        <w:t xml:space="preserve"> A database that stores data as documents, commonly using </w:t>
+      </w:r>
+      <w:r>
+        <w:rPr>
+          <w:b/>
+          <w:bCs/>
+        </w:rPr>
+        <w:t>JSON-like structures</w:t>
+      </w:r>
+      <w:r>
+        <w:t>.</w:t>
+      </w:r>
+    </w:p>
+    <w:p>
+      <w:pPr>
+        <w:rPr>
+          <w:b/>
+          <w:bCs/>
+        </w:rPr>
+      </w:pPr>
+      <w:r>
+        <w:rPr>
+          <w:b/>
+          <w:bCs/>
+        </w:rPr>
+        <w:t>61. Give an example of a document database.</w:t>
+      </w:r>
+    </w:p>
+    <w:p>
+      <w:r>
+        <w:rPr>
+          <w:b/>
+          <w:bCs/>
+        </w:rPr>
+        <w:t>Answer:</w:t>
+      </w:r>
+      <w:r>
+        <w:t xml:space="preserve"> </w:t>
+      </w:r>
+      <w:r>
+        <w:rPr>
+          <w:b/>
+          <w:bCs/>
+        </w:rPr>
+        <w:t>Azure Cosmos DB for NoSQL.</w:t>
+      </w:r>
+    </w:p>
+    <w:p>
+      <w:pPr>
+        <w:rPr>
+          <w:b/>
+          <w:bCs/>
+        </w:rPr>
+      </w:pPr>
+      <w:r>
+        <w:rPr>
+          <w:b/>
+          <w:bCs/>
+        </w:rPr>
+        <w:t>62. What is a graph database?</w:t>
+      </w:r>
+    </w:p>
+    <w:p>
+      <w:r>
+        <w:rPr>
+          <w:b/>
+          <w:bCs/>
+        </w:rPr>
+        <w:t>Answer:</w:t>
+      </w:r>
+      <w:r>
+        <w:t xml:space="preserve"> A database designed to represent </w:t>
+      </w:r>
+      <w:r>
+        <w:rPr>
+          <w:b/>
+          <w:bCs/>
+        </w:rPr>
+        <w:t>entities and relationships</w:t>
+      </w:r>
+      <w:r>
+        <w:t xml:space="preserve"> between them.</w:t>
+      </w:r>
+    </w:p>
+    <w:p>
+      <w:pPr>
+        <w:rPr>
+          <w:b/>
+          <w:bCs/>
+        </w:rPr>
+      </w:pPr>
+      <w:r>
+        <w:rPr>
+          <w:b/>
+          <w:bCs/>
+        </w:rPr>
+        <w:t>63. Give an example of a graph workload.</w:t>
+      </w:r>
+    </w:p>
+    <w:p>
+      <w:r>
+        <w:rPr>
+          <w:b/>
+          <w:bCs/>
+        </w:rPr>
+        <w:t>Answer:</w:t>
+      </w:r>
+      <w:r>
+        <w:t xml:space="preserve"> A </w:t>
+      </w:r>
+      <w:r>
+        <w:rPr>
+          <w:b/>
+          <w:bCs/>
+        </w:rPr>
+        <w:t>social network</w:t>
+      </w:r>
+      <w:r>
+        <w:t xml:space="preserve"> where users are connected to other users.</w:t>
+      </w:r>
+    </w:p>
+    <w:p>
+      <w:pPr>
+        <w:rPr>
+          <w:b/>
+          <w:bCs/>
+        </w:rPr>
+      </w:pPr>
+      <w:r>
+        <w:rPr>
+          <w:b/>
+          <w:bCs/>
+        </w:rPr>
+        <w:t>64. What is Azure Cosmos DB?</w:t>
+      </w:r>
+    </w:p>
+    <w:p>
+      <w:r>
+        <w:rPr>
+          <w:b/>
+          <w:bCs/>
+        </w:rPr>
+        <w:t>Answer:</w:t>
+      </w:r>
+      <w:r>
+        <w:t xml:space="preserve"> A globally distributed, highly scalable NoSQL database service.</w:t>
+      </w:r>
+    </w:p>
+    <w:p>
+      <w:pPr>
+        <w:rPr>
+          <w:b/>
+          <w:bCs/>
+        </w:rPr>
+      </w:pPr>
+      <w:r>
+        <w:rPr>
+          <w:b/>
+          <w:bCs/>
+        </w:rPr>
+        <w:t>65. What is Azure Blob Storage?</w:t>
+      </w:r>
+    </w:p>
+    <w:p>
+      <w:r>
+        <w:rPr>
+          <w:b/>
+          <w:bCs/>
+        </w:rPr>
+        <w:lastRenderedPageBreak/>
+        <w:t>Answer:</w:t>
+      </w:r>
+      <w:r>
+        <w:t xml:space="preserve"> Azure object storage designed to store large amounts of </w:t>
+      </w:r>
+      <w:r>
+        <w:rPr>
+          <w:b/>
+          <w:bCs/>
+        </w:rPr>
+        <w:t>unstructured data</w:t>
+      </w:r>
+      <w:r>
+        <w:t>.</w:t>
+      </w:r>
+    </w:p>
+    <w:p>
+      <w:pPr>
+        <w:rPr>
+          <w:b/>
+          <w:bCs/>
+        </w:rPr>
+      </w:pPr>
+      <w:r>
+        <w:rPr>
+          <w:b/>
+          <w:bCs/>
+        </w:rPr>
+        <w:t>66. What can you store in Blob Storage?</w:t>
+      </w:r>
+    </w:p>
+    <w:p>
+      <w:r>
+        <w:rPr>
+          <w:b/>
+          <w:bCs/>
+        </w:rPr>
+        <w:t>Answer:</w:t>
+      </w:r>
+      <w:r>
+        <w:t xml:space="preserve"> Images, videos, documents, backups, logs, and other files.</w:t>
+      </w:r>
+    </w:p>
+    <w:p>
+      <w:pPr>
+        <w:rPr>
+          <w:b/>
+          <w:bCs/>
+        </w:rPr>
+      </w:pPr>
+      <w:r>
+        <w:rPr>
+          <w:b/>
+          <w:bCs/>
+        </w:rPr>
+        <w:t>67. What are the main Blob Storage access tiers?</w:t>
+      </w:r>
+    </w:p>
+    <w:p>
+      <w:r>
+        <w:rPr>
+          <w:b/>
+          <w:bCs/>
+        </w:rPr>
+        <w:t>Answer:</w:t>
+      </w:r>
+    </w:p>
+    <w:p>
+      <w:pPr>
+        <w:numPr>
+          <w:ilvl w:val="0"/>
+          <w:numId w:val="22"/>
+        </w:numPr>
+      </w:pPr>
+      <w:r>
+        <w:t xml:space="preserve">Hot </w:t>
+      </w:r>
+    </w:p>
+    <w:p>
+      <w:pPr>
+        <w:numPr>
+          <w:ilvl w:val="0"/>
+          <w:numId w:val="22"/>
+        </w:numPr>
+      </w:pPr>
+      <w:r>
+        <w:t xml:space="preserve">Cool </w:t>
+      </w:r>
+    </w:p>
+    <w:p>
+      <w:pPr>
+        <w:numPr>
+          <w:ilvl w:val="0"/>
+          <w:numId w:val="22"/>
+        </w:numPr>
+      </w:pPr>
+      <w:r>
+        <w:t xml:space="preserve">Cold </w:t>
+      </w:r>
+    </w:p>
+    <w:p>
+      <w:pPr>
+        <w:numPr>
+          <w:ilvl w:val="0"/>
+          <w:numId w:val="22"/>
+        </w:numPr>
+      </w:pPr>
+      <w:r>
+        <w:t xml:space="preserve">Archive </w:t>
+      </w:r>
+    </w:p>
+    <w:p>
+      <w:pPr>
+        <w:rPr>
+          <w:b/>
+          <w:bCs/>
+        </w:rPr>
+      </w:pPr>
+      <w:r>
+        <w:rPr>
+          <w:b/>
+          <w:bCs/>
+        </w:rPr>
+        <w:t>68. Which Blob tier is intended for frequently accessed data?</w:t>
+      </w:r>
+    </w:p>
+    <w:p>
+      <w:r>
+        <w:rPr>
+          <w:b/>
+          <w:bCs/>
+        </w:rPr>
+        <w:t>Answer:</w:t>
+      </w:r>
+      <w:r>
+        <w:t xml:space="preserve"> </w:t>
+      </w:r>
+      <w:r>
+        <w:rPr>
+          <w:b/>
+          <w:bCs/>
+        </w:rPr>
+        <w:t>Hot.</w:t>
+      </w:r>
+    </w:p>
+    <w:p>
+      <w:pPr>
+        <w:rPr>
+          <w:b/>
+          <w:bCs/>
+        </w:rPr>
+      </w:pPr>
+      <w:r>
+        <w:rPr>
+          <w:b/>
+          <w:bCs/>
+        </w:rPr>
+        <w:t>69. Which Blob tier is designed for long-term archival?</w:t>
+      </w:r>
+    </w:p>
+    <w:p>
+      <w:r>
+        <w:rPr>
+          <w:b/>
+          <w:bCs/>
+        </w:rPr>
+        <w:t>Answer:</w:t>
+      </w:r>
+      <w:r>
+        <w:t xml:space="preserve"> </w:t>
+      </w:r>
+      <w:r>
+        <w:rPr>
+          <w:b/>
+          <w:bCs/>
+        </w:rPr>
+        <w:t>Archive.</w:t>
+      </w:r>
+    </w:p>
+    <w:p>
+      <w:pPr>
+        <w:rPr>
+          <w:b/>
+          <w:bCs/>
+        </w:rPr>
+      </w:pPr>
+      <w:r>
+        <w:rPr>
+          <w:b/>
+          <w:bCs/>
+        </w:rPr>
+        <w:t>70. What is Azure Table Storage?</w:t>
+      </w:r>
+    </w:p>
+    <w:p>
+      <w:r>
+        <w:rPr>
+          <w:b/>
+          <w:bCs/>
+        </w:rPr>
+        <w:t>Answer:</w:t>
+      </w:r>
+      <w:r>
+        <w:t xml:space="preserve"> A NoSQL key-value-style storage service for structured data that doesn't require relational database capabilities.</w:t>
+      </w:r>
+    </w:p>
+    <w:p>
+      <w:pPr>
+        <w:rPr>
+          <w:b/>
+          <w:bCs/>
+        </w:rPr>
+      </w:pPr>
+      <w:r>
+        <w:rPr>
+          <w:b/>
+          <w:bCs/>
+        </w:rPr>
+        <w:t>71. What is Azure Files?</w:t>
+      </w:r>
+    </w:p>
+    <w:p>
+      <w:r>
+        <w:rPr>
+          <w:b/>
+          <w:bCs/>
+        </w:rPr>
+        <w:t>Answer:</w:t>
+      </w:r>
+      <w:r>
+        <w:t xml:space="preserve"> A managed cloud file share service that provides </w:t>
+      </w:r>
+      <w:r>
+        <w:rPr>
+          <w:b/>
+          <w:bCs/>
+        </w:rPr>
+        <w:t>SMB/NFS-based file shares</w:t>
+      </w:r>
+      <w:r>
+        <w:t>.</w:t>
+      </w:r>
+    </w:p>
+    <w:p>
+      <w:pPr>
+        <w:rPr>
+          <w:b/>
+          <w:bCs/>
+        </w:rPr>
+      </w:pPr>
+      <w:r>
+        <w:rPr>
+          <w:b/>
+          <w:bCs/>
+        </w:rPr>
+        <w:t>72. Blob Storage vs Azure Files?</w:t>
+      </w:r>
+    </w:p>
+    <w:p>
+      <w:r>
+        <w:rPr>
+          <w:b/>
+          <w:bCs/>
+        </w:rPr>
+        <w:t>Answer:</w:t>
+      </w:r>
+    </w:p>
+    <w:p>
+      <w:r>
+        <w:rPr>
+          <w:b/>
+          <w:bCs/>
+        </w:rPr>
+        <w:t>Blob Storage:</w:t>
+      </w:r>
+      <w:r>
+        <w:t xml:space="preserve"> Object storage.</w:t>
+      </w:r>
+    </w:p>
+    <w:p>
+      <w:r>
+        <w:rPr>
+          <w:b/>
+          <w:bCs/>
+        </w:rPr>
+        <w:t>Azure Files:</w:t>
+      </w:r>
+      <w:r>
+        <w:t xml:space="preserve"> Managed file shares.</w:t>
+      </w:r>
+    </w:p>
+    <w:p>
+      <w:pPr>
+        <w:rPr>
+          <w:b/>
+          <w:bCs/>
+        </w:rPr>
+      </w:pPr>
+      <w:r>
+        <w:rPr>
+          <w:b/>
+          <w:bCs/>
+        </w:rPr>
+        <w:t>73. What is a container in Blob Storage?</w:t>
+      </w:r>
+    </w:p>
+    <w:p>
+      <w:r>
+        <w:rPr>
+          <w:b/>
+          <w:bCs/>
+        </w:rPr>
+        <w:t>Answer:</w:t>
+      </w:r>
+      <w:r>
+        <w:t xml:space="preserve"> A logical grouping of blobs within a storage account.</w:t>
+      </w:r>
+    </w:p>
+    <w:p>
+      <w:pPr>
+        <w:rPr>
+          <w:b/>
+          <w:bCs/>
+        </w:rPr>
+      </w:pPr>
+      <w:r>
+        <w:rPr>
+          <w:b/>
+          <w:bCs/>
+        </w:rPr>
+        <w:t>74. What is partitioning?</w:t>
+      </w:r>
+    </w:p>
+    <w:p>
+      <w:r>
+        <w:rPr>
+          <w:b/>
+          <w:bCs/>
+        </w:rPr>
+        <w:t>Answer:</w:t>
+      </w:r>
+      <w:r>
+        <w:t xml:space="preserve"> Dividing data into smaller partitions to improve </w:t>
+      </w:r>
+      <w:r>
+        <w:rPr>
+          <w:b/>
+          <w:bCs/>
+        </w:rPr>
+        <w:t>scalability and performance</w:t>
+      </w:r>
+      <w:r>
+        <w:t>.</w:t>
+      </w:r>
+    </w:p>
+    <w:p>
+      <w:pPr>
+        <w:rPr>
+          <w:b/>
+          <w:bCs/>
+        </w:rPr>
+      </w:pPr>
+      <w:r>
+        <w:rPr>
+          <w:b/>
+          <w:bCs/>
+        </w:rPr>
+        <w:lastRenderedPageBreak/>
+        <w:t>75. What is replication?</w:t>
+      </w:r>
+    </w:p>
+    <w:p>
+      <w:r>
+        <w:rPr>
+          <w:b/>
+          <w:bCs/>
+        </w:rPr>
+        <w:t>Answer:</w:t>
+      </w:r>
+      <w:r>
+        <w:t xml:space="preserve"> Maintaining copies of data in multiple locations to improve </w:t>
+      </w:r>
+      <w:r>
+        <w:rPr>
+          <w:b/>
+          <w:bCs/>
+        </w:rPr>
+        <w:t>availability and durability</w:t>
+      </w:r>
+      <w:r>
+        <w:t>.</w:t>
+      </w:r>
+    </w:p>
+    <w:p>
+      <w:r>
+        <w:pict w14:anchorId="068CA4CE">
+          <v:rect id="_x0000_i1051" style="width:0;height:1.5pt" o:hralign="center" o:hrstd="t" o:hr="t" fillcolor="#a0a0a0" stroked="f"/>
+        </w:pict>
+      </w:r>
+    </w:p>
+    <w:p>
+      <w:pPr>
+        <w:rPr>
+          <w:b/>
+          <w:bCs/>
+        </w:rPr>
+      </w:pPr>
+      <w:r>
+        <w:rPr>
+          <w:b/>
+          <w:bCs/>
+        </w:rPr>
+        <w:t>4. Azure Analytics — Q76–100</w:t>
+      </w:r>
+    </w:p>
+    <w:p>
+      <w:pPr>
+        <w:rPr>
+          <w:b/>
+          <w:bCs/>
+        </w:rPr>
+      </w:pPr>
+      <w:r>
+        <w:rPr>
+          <w:b/>
+          <w:bCs/>
+        </w:rPr>
+        <w:t>76. What is a data warehouse primarily used for?</w:t>
+      </w:r>
+    </w:p>
+    <w:p>
+      <w:r>
+        <w:rPr>
+          <w:b/>
+          <w:bCs/>
+        </w:rPr>
+        <w:t>Answer:</w:t>
+      </w:r>
+      <w:r>
+        <w:t xml:space="preserve"> </w:t>
+      </w:r>
+      <w:r>
+        <w:rPr>
+          <w:b/>
+          <w:bCs/>
+        </w:rPr>
+        <w:t>Analytics, reporting, and business intelligence.</w:t>
+      </w:r>
+    </w:p>
+    <w:p>
+      <w:pPr>
+        <w:rPr>
+          <w:b/>
+          <w:bCs/>
+        </w:rPr>
+      </w:pPr>
+      <w:r>
+        <w:rPr>
+          <w:b/>
+          <w:bCs/>
+        </w:rPr>
+        <w:t>77. What is Azure Synapse Analytics?</w:t>
+      </w:r>
+    </w:p>
+    <w:p>
+      <w:r>
+        <w:rPr>
+          <w:b/>
+          <w:bCs/>
+        </w:rPr>
+        <w:t>Answer:</w:t>
+      </w:r>
+      <w:r>
+        <w:t xml:space="preserve"> An analytics service that combines capabilities for </w:t>
+      </w:r>
+      <w:r>
+        <w:rPr>
+          <w:b/>
+          <w:bCs/>
+        </w:rPr>
+        <w:t>enterprise data warehousing and big-data analytics</w:t>
+      </w:r>
+      <w:r>
+        <w:t>.</w:t>
+      </w:r>
+    </w:p>
+    <w:p>
+      <w:pPr>
+        <w:rPr>
+          <w:b/>
+          <w:bCs/>
+        </w:rPr>
+      </w:pPr>
+      <w:r>
+        <w:rPr>
+          <w:b/>
+          <w:bCs/>
+        </w:rPr>
+        <w:t>78. What is Microsoft Fabric?</w:t>
+      </w:r>
+    </w:p>
+    <w:p>
+      <w:r>
+        <w:rPr>
+          <w:b/>
+          <w:bCs/>
+        </w:rPr>
+        <w:t>Answer:</w:t>
+      </w:r>
+      <w:r>
+        <w:t xml:space="preserve"> An integrated analytics platform that brings together data integration, engineering, warehousing, data science, real-time analytics, and Power BI.</w:t>
+      </w:r>
+    </w:p>
+    <w:p>
+      <w:pPr>
+        <w:rPr>
+          <w:b/>
+          <w:bCs/>
+        </w:rPr>
+      </w:pPr>
+      <w:r>
+        <w:rPr>
+          <w:b/>
+          <w:bCs/>
+        </w:rPr>
+        <w:t>79. What is a data mart?</w:t>
+      </w:r>
+    </w:p>
+    <w:p>
+      <w:r>
+        <w:rPr>
+          <w:b/>
+          <w:bCs/>
+        </w:rPr>
+        <w:t>Answer:</w:t>
+      </w:r>
+      <w:r>
+        <w:t xml:space="preserve"> A smaller, subject-oriented portion of analytical data, typically focused on a particular business area such as </w:t>
+      </w:r>
+      <w:r>
+        <w:rPr>
+          <w:b/>
+          <w:bCs/>
+        </w:rPr>
+        <w:t>sales or finance</w:t>
+      </w:r>
+      <w:r>
+        <w:t>.</w:t>
+      </w:r>
+    </w:p>
+    <w:p>
+      <w:pPr>
+        <w:rPr>
+          <w:b/>
+          <w:bCs/>
+        </w:rPr>
+      </w:pPr>
+      <w:r>
+        <w:rPr>
+          <w:b/>
+          <w:bCs/>
+        </w:rPr>
+        <w:t>80. What is a star schema?</w:t>
+      </w:r>
+    </w:p>
+    <w:p>
+      <w:r>
+        <w:rPr>
+          <w:b/>
+          <w:bCs/>
+        </w:rPr>
+        <w:t>Answer:</w:t>
+      </w:r>
+      <w:r>
+        <w:t xml:space="preserve"> A dimensional model with a central </w:t>
+      </w:r>
+      <w:r>
+        <w:rPr>
+          <w:b/>
+          <w:bCs/>
+        </w:rPr>
+        <w:t>fact table</w:t>
+      </w:r>
+      <w:r>
+        <w:t xml:space="preserve"> connected to multiple </w:t>
+      </w:r>
+      <w:r>
+        <w:rPr>
+          <w:b/>
+          <w:bCs/>
+        </w:rPr>
+        <w:t>dimension tables</w:t>
+      </w:r>
+      <w:r>
+        <w:t>.</w:t>
+      </w:r>
+    </w:p>
+    <w:p>
+      <w:pPr>
+        <w:rPr>
+          <w:b/>
+          <w:bCs/>
+        </w:rPr>
+      </w:pPr>
+      <w:r>
+        <w:rPr>
+          <w:b/>
+          <w:bCs/>
+        </w:rPr>
+        <w:t>81. What is a fact table?</w:t>
+      </w:r>
+    </w:p>
+    <w:p>
+      <w:r>
+        <w:rPr>
+          <w:b/>
+          <w:bCs/>
+        </w:rPr>
+        <w:t>Answer:</w:t>
+      </w:r>
+      <w:r>
+        <w:t xml:space="preserve"> A table containing measurable business events or metrics.</w:t>
+      </w:r>
+    </w:p>
+    <w:p>
+      <w:r>
+        <w:t>Example:</w:t>
+      </w:r>
+    </w:p>
+    <w:p>
+      <w:r>
+        <w:t>SalesAmount, Quantity, Discount.</w:t>
+      </w:r>
+    </w:p>
+    <w:p>
+      <w:pPr>
+        <w:rPr>
+          <w:b/>
+          <w:bCs/>
+        </w:rPr>
+      </w:pPr>
+      <w:r>
+        <w:rPr>
+          <w:b/>
+          <w:bCs/>
+        </w:rPr>
+        <w:t>82. What is a dimension table?</w:t>
+      </w:r>
+    </w:p>
+    <w:p>
+      <w:r>
+        <w:rPr>
+          <w:b/>
+          <w:bCs/>
+        </w:rPr>
+        <w:t>Answer:</w:t>
+      </w:r>
+      <w:r>
+        <w:t xml:space="preserve"> A table containing descriptive information used to analyze facts.</w:t>
+      </w:r>
+    </w:p>
+    <w:p>
+      <w:r>
+        <w:t>Example:</w:t>
+      </w:r>
+    </w:p>
+    <w:p>
+      <w:r>
+        <w:t>Customer, Product, Date, Store.</w:t>
+      </w:r>
+    </w:p>
+    <w:p>
+      <w:pPr>
+        <w:rPr>
+          <w:b/>
+          <w:bCs/>
+        </w:rPr>
+      </w:pPr>
+      <w:r>
+        <w:rPr>
+          <w:b/>
+          <w:bCs/>
+        </w:rPr>
+        <w:lastRenderedPageBreak/>
+        <w:t>83. What is a snowflake schema?</w:t>
+      </w:r>
+    </w:p>
+    <w:p>
+      <w:r>
+        <w:rPr>
+          <w:b/>
+          <w:bCs/>
+        </w:rPr>
+        <w:t>Answer:</w:t>
+      </w:r>
+      <w:r>
+        <w:t xml:space="preserve"> A dimensional model where dimension tables are further normalized into related tables.</w:t>
+      </w:r>
+    </w:p>
+    <w:p>
+      <w:pPr>
+        <w:rPr>
+          <w:b/>
+          <w:bCs/>
+        </w:rPr>
+      </w:pPr>
+      <w:r>
+        <w:rPr>
+          <w:b/>
+          <w:bCs/>
+        </w:rPr>
+        <w:t>84. Star schema vs snowflake schema?</w:t>
+      </w:r>
+    </w:p>
+    <w:p>
+      <w:r>
+        <w:rPr>
+          <w:b/>
+          <w:bCs/>
+        </w:rPr>
+        <w:t>Answer:</w:t>
+      </w:r>
+    </w:p>
+    <w:p>
+      <w:r>
+        <w:rPr>
+          <w:b/>
+          <w:bCs/>
+        </w:rPr>
+        <w:t>Star:</w:t>
+      </w:r>
+      <w:r>
+        <w:t xml:space="preserve"> Simpler, fewer joins.</w:t>
+      </w:r>
+    </w:p>
+    <w:p>
+      <w:r>
+        <w:rPr>
+          <w:b/>
+          <w:bCs/>
+        </w:rPr>
+        <w:t>Snowflake:</w:t>
+      </w:r>
+      <w:r>
+        <w:t xml:space="preserve"> More normalized dimensions, potentially more joins.</w:t>
+      </w:r>
+    </w:p>
+    <w:p>
+      <w:pPr>
+        <w:rPr>
+          <w:b/>
+          <w:bCs/>
+        </w:rPr>
+      </w:pPr>
+      <w:r>
+        <w:rPr>
+          <w:b/>
+          <w:bCs/>
+        </w:rPr>
+        <w:t>85. What is a data pipeline?</w:t>
+      </w:r>
+    </w:p>
+    <w:p>
+      <w:r>
+        <w:rPr>
+          <w:b/>
+          <w:bCs/>
+        </w:rPr>
+        <w:t>Answer:</w:t>
+      </w:r>
+      <w:r>
+        <w:t xml:space="preserve"> A series of processes that </w:t>
+      </w:r>
+      <w:r>
+        <w:rPr>
+          <w:b/>
+          <w:bCs/>
+        </w:rPr>
+        <w:t>move and transform data</w:t>
+      </w:r>
+      <w:r>
+        <w:t xml:space="preserve"> from sources to destinations.</w:t>
+      </w:r>
+    </w:p>
+    <w:p>
+      <w:pPr>
+        <w:rPr>
+          <w:b/>
+          <w:bCs/>
+        </w:rPr>
+      </w:pPr>
+      <w:r>
+        <w:rPr>
+          <w:b/>
+          <w:bCs/>
+        </w:rPr>
+        <w:t>86. What is Azure Data Factory?</w:t>
+      </w:r>
+    </w:p>
+    <w:p>
+      <w:r>
+        <w:rPr>
+          <w:b/>
+          <w:bCs/>
+        </w:rPr>
+        <w:t>Answer:</w:t>
+      </w:r>
+      <w:r>
+        <w:t xml:space="preserve"> A cloud data integration service used to </w:t>
+      </w:r>
+      <w:r>
+        <w:rPr>
+          <w:b/>
+          <w:bCs/>
+        </w:rPr>
+        <w:t>move and transform data</w:t>
+      </w:r>
+      <w:r>
+        <w:t xml:space="preserve"> between data sources.</w:t>
+      </w:r>
+    </w:p>
+    <w:p>
+      <w:pPr>
+        <w:rPr>
+          <w:b/>
+          <w:bCs/>
+        </w:rPr>
+      </w:pPr>
+      <w:r>
+        <w:rPr>
+          <w:b/>
+          <w:bCs/>
+        </w:rPr>
+        <w:t>87. What is a pipeline in Azure Data Factory?</w:t>
+      </w:r>
+    </w:p>
+    <w:p>
+      <w:r>
+        <w:rPr>
+          <w:b/>
+          <w:bCs/>
+        </w:rPr>
+        <w:t>Answer:</w:t>
+      </w:r>
+      <w:r>
+        <w:t xml:space="preserve"> A logical grouping of activities that performs a data-processing workflow.</w:t>
+      </w:r>
+    </w:p>
+    <w:p>
+      <w:pPr>
+        <w:rPr>
+          <w:b/>
+          <w:bCs/>
+        </w:rPr>
+      </w:pPr>
+      <w:r>
+        <w:rPr>
+          <w:b/>
+          <w:bCs/>
+        </w:rPr>
+        <w:t>88. What is an activity in Data Factory?</w:t>
+      </w:r>
+    </w:p>
+    <w:p>
+      <w:r>
+        <w:rPr>
+          <w:b/>
+          <w:bCs/>
+        </w:rPr>
+        <w:t>Answer:</w:t>
+      </w:r>
+      <w:r>
+        <w:t xml:space="preserve"> A single processing step within a pipeline.</w:t>
+      </w:r>
+    </w:p>
+    <w:p>
+      <w:pPr>
+        <w:rPr>
+          <w:b/>
+          <w:bCs/>
+        </w:rPr>
+      </w:pPr>
+      <w:r>
+        <w:rPr>
+          <w:b/>
+          <w:bCs/>
+        </w:rPr>
+        <w:t>89. What is Power BI?</w:t>
+      </w:r>
+    </w:p>
+    <w:p>
+      <w:r>
+        <w:rPr>
+          <w:b/>
+          <w:bCs/>
+        </w:rPr>
+        <w:t>Answer:</w:t>
+      </w:r>
+      <w:r>
+        <w:t xml:space="preserve"> Microsoft's business intelligence and data visualization platform.</w:t>
+      </w:r>
+    </w:p>
+    <w:p>
+      <w:pPr>
+        <w:rPr>
+          <w:b/>
+          <w:bCs/>
+        </w:rPr>
+      </w:pPr>
+      <w:r>
+        <w:rPr>
+          <w:b/>
+          <w:bCs/>
+        </w:rPr>
+        <w:t>90. What is a Power BI dashboard?</w:t>
+      </w:r>
+    </w:p>
+    <w:p>
+      <w:r>
+        <w:rPr>
+          <w:b/>
+          <w:bCs/>
+        </w:rPr>
+        <w:t>Answer:</w:t>
+      </w:r>
+      <w:r>
+        <w:t xml:space="preserve"> A single-page collection of visualizations used to monitor and communicate important information.</w:t>
+      </w:r>
+    </w:p>
+    <w:p>
+      <w:pPr>
+        <w:rPr>
+          <w:b/>
+          <w:bCs/>
+        </w:rPr>
+      </w:pPr>
+      <w:r>
+        <w:rPr>
+          <w:b/>
+          <w:bCs/>
+        </w:rPr>
+        <w:t>91. What is a Power BI report?</w:t>
+      </w:r>
+    </w:p>
+    <w:p>
+      <w:r>
+        <w:rPr>
+          <w:b/>
+          <w:bCs/>
+        </w:rPr>
+        <w:t>Answer:</w:t>
+      </w:r>
+      <w:r>
+        <w:t xml:space="preserve"> An interactive collection of pages containing visualizations based on data.</w:t>
+      </w:r>
+    </w:p>
+    <w:p>
+      <w:pPr>
+        <w:rPr>
+          <w:b/>
+          <w:bCs/>
+        </w:rPr>
+      </w:pPr>
+      <w:r>
+        <w:rPr>
+          <w:b/>
+          <w:bCs/>
+        </w:rPr>
+        <w:t>92. What visualization is best for showing trends over time?</w:t>
+      </w:r>
+    </w:p>
+    <w:p>
+      <w:r>
+        <w:rPr>
+          <w:b/>
+          <w:bCs/>
+        </w:rPr>
+        <w:t>Answer:</w:t>
+      </w:r>
+      <w:r>
+        <w:t xml:space="preserve"> </w:t>
+      </w:r>
+      <w:r>
+        <w:rPr>
+          <w:b/>
+          <w:bCs/>
+        </w:rPr>
+        <w:t>Line chart.</w:t>
+      </w:r>
+    </w:p>
+    <w:p>
+      <w:pPr>
+        <w:rPr>
+          <w:b/>
+          <w:bCs/>
+        </w:rPr>
+      </w:pPr>
+      <w:r>
+        <w:rPr>
+          <w:b/>
+          <w:bCs/>
+        </w:rPr>
+        <w:t>93. What visualization is useful for comparing categories?</w:t>
+      </w:r>
+    </w:p>
+    <w:p>
+      <w:r>
+        <w:rPr>
+          <w:b/>
+          <w:bCs/>
+        </w:rPr>
+        <w:lastRenderedPageBreak/>
+        <w:t>Answer:</w:t>
+      </w:r>
+      <w:r>
+        <w:t xml:space="preserve"> </w:t>
+      </w:r>
+      <w:r>
+        <w:rPr>
+          <w:b/>
+          <w:bCs/>
+        </w:rPr>
+        <w:t>Bar or column chart.</w:t>
+      </w:r>
+    </w:p>
+    <w:p>
+      <w:pPr>
+        <w:rPr>
+          <w:b/>
+          <w:bCs/>
+        </w:rPr>
+      </w:pPr>
+      <w:r>
+        <w:rPr>
+          <w:b/>
+          <w:bCs/>
+        </w:rPr>
+        <w:t>94. What visualization is useful for showing geographic data?</w:t>
+      </w:r>
+    </w:p>
+    <w:p>
+      <w:r>
+        <w:rPr>
+          <w:b/>
+          <w:bCs/>
+        </w:rPr>
+        <w:t>Answer:</w:t>
+      </w:r>
+      <w:r>
+        <w:t xml:space="preserve"> </w:t>
+      </w:r>
+      <w:r>
+        <w:rPr>
+          <w:b/>
+          <w:bCs/>
+        </w:rPr>
+        <w:t>Map visualization.</w:t>
+      </w:r>
+    </w:p>
+    <w:p>
+      <w:pPr>
+        <w:rPr>
+          <w:b/>
+          <w:bCs/>
+        </w:rPr>
+      </w:pPr>
+      <w:r>
+        <w:rPr>
+          <w:b/>
+          <w:bCs/>
+        </w:rPr>
+        <w:t>95. What is real-time analytics?</w:t>
+      </w:r>
+    </w:p>
+    <w:p>
+      <w:r>
+        <w:rPr>
+          <w:b/>
+          <w:bCs/>
+        </w:rPr>
+        <w:t>Answer:</w:t>
+      </w:r>
+      <w:r>
+        <w:t xml:space="preserve"> Analyzing data as it is generated or received, with minimal delay.</w:t>
+      </w:r>
+    </w:p>
+    <w:p>
+      <w:pPr>
+        <w:rPr>
+          <w:b/>
+          <w:bCs/>
+        </w:rPr>
+      </w:pPr>
+      <w:r>
+        <w:rPr>
+          <w:b/>
+          <w:bCs/>
+        </w:rPr>
+        <w:t>96. Give an example of real-time analytics.</w:t>
+      </w:r>
+    </w:p>
+    <w:p>
+      <w:r>
+        <w:rPr>
+          <w:b/>
+          <w:bCs/>
+        </w:rPr>
+        <w:t>Answer:</w:t>
+      </w:r>
+      <w:r>
+        <w:t xml:space="preserve"> Monitoring </w:t>
+      </w:r>
+      <w:r>
+        <w:rPr>
+          <w:b/>
+          <w:bCs/>
+        </w:rPr>
+        <w:t>IoT sensor readings</w:t>
+      </w:r>
+      <w:r>
+        <w:t xml:space="preserve"> as they arrive.</w:t>
+      </w:r>
+    </w:p>
+    <w:p>
+      <w:pPr>
+        <w:rPr>
+          <w:b/>
+          <w:bCs/>
+        </w:rPr>
+      </w:pPr>
+      <w:r>
+        <w:rPr>
+          <w:b/>
+          <w:bCs/>
+        </w:rPr>
+        <w:t>97. What is stream processing?</w:t>
+      </w:r>
+    </w:p>
+    <w:p>
+      <w:r>
+        <w:rPr>
+          <w:b/>
+          <w:bCs/>
+        </w:rPr>
+        <w:t>Answer:</w:t>
+      </w:r>
+      <w:r>
+        <w:t xml:space="preserve"> Processing continuously arriving data rather than waiting for a large batch of data.</w:t>
+      </w:r>
+    </w:p>
+    <w:p>
+      <w:pPr>
+        <w:rPr>
+          <w:b/>
+          <w:bCs/>
+        </w:rPr>
+      </w:pPr>
+      <w:r>
+        <w:rPr>
+          <w:b/>
+          <w:bCs/>
+        </w:rPr>
+        <w:t>98. Batch processing vs stream processing?</w:t>
+      </w:r>
+    </w:p>
+    <w:p>
+      <w:r>
+        <w:rPr>
+          <w:b/>
+          <w:bCs/>
+        </w:rPr>
+        <w:t>Answer:</w:t>
+      </w:r>
+    </w:p>
+    <w:p>
+      <w:r>
+        <w:rPr>
+          <w:b/>
+          <w:bCs/>
+        </w:rPr>
+        <w:t>Batch:</w:t>
+      </w:r>
+      <w:r>
+        <w:t xml:space="preserve"> Processes data in groups at scheduled or triggered intervals.</w:t>
+      </w:r>
+    </w:p>
+    <w:p>
+      <w:r>
+        <w:rPr>
+          <w:b/>
+          <w:bCs/>
+        </w:rPr>
+        <w:t>Stream:</w:t>
+      </w:r>
+      <w:r>
+        <w:t xml:space="preserve"> Processes data continuously as it arrives.</w:t>
+      </w:r>
+    </w:p>
+    <w:p>
+      <w:pPr>
+        <w:rPr>
+          <w:b/>
+          <w:bCs/>
+        </w:rPr>
+      </w:pPr>
+      <w:r>
+        <w:rPr>
+          <w:b/>
+          <w:bCs/>
+        </w:rPr>
+        <w:t>99. What is Azure Stream Analytics?</w:t>
+      </w:r>
+    </w:p>
+    <w:p>
+      <w:r>
+        <w:rPr>
+          <w:b/>
+          <w:bCs/>
+        </w:rPr>
+        <w:t>Answer:</w:t>
+      </w:r>
+      <w:r>
+        <w:t xml:space="preserve"> A service for processing and analyzing </w:t>
+      </w:r>
+      <w:r>
+        <w:rPr>
+          <w:b/>
+          <w:bCs/>
+        </w:rPr>
+        <w:t>real-time streaming data</w:t>
+      </w:r>
+      <w:r>
+        <w:t>.</w:t>
+      </w:r>
+    </w:p>
+    <w:p>
+      <w:pPr>
+        <w:rPr>
+          <w:b/>
+          <w:bCs/>
+        </w:rPr>
+      </w:pPr>
+      <w:r>
+        <w:rPr>
+          <w:b/>
+          <w:bCs/>
+        </w:rPr>
+        <w:t>100. Which Azure service should you consider for interactive business dashboards and visualization?</w:t>
+      </w:r>
+    </w:p>
+    <w:p>
+      <w:r>
+        <w:rPr>
+          <w:b/>
+          <w:bCs/>
+        </w:rPr>
+        <w:t>Answer:</w:t>
+      </w:r>
+      <w:r>
+        <w:t xml:space="preserve"> </w:t>
+      </w:r>
+      <w:r>
+        <w:rPr>
+          <w:b/>
+          <w:bCs/>
+        </w:rPr>
+        <w:t>Power BI.</w:t>
+      </w:r>
+    </w:p>
+    <w:p>
+      <w:r>
+        <w:pict w14:anchorId="5C9B197F">
+          <v:rect id="_x0000_i1052" style="width:0;height:1.5pt" o:hralign="center" o:hrstd="t" o:hr="t" fillcolor="#a0a0a0" stroked="f"/>
+        </w:pict>
+      </w:r>
+    </w:p>
+    <w:p>
+      <w:pPr>
+        <w:rPr>
+          <w:b/>
+          <w:bCs/>
+        </w:rPr>
+      </w:pPr>
+      <w:r>
+        <w:rPr>
+          <w:rFonts w:ascii="Segoe UI Emoji" w:hAnsi="Segoe UI Emoji" w:cs="Segoe UI Emoji"/>
+          <w:b/>
+          <w:bCs/>
+        </w:rPr>
+        <w:t>⭐</w:t>
+      </w:r>
+      <w:r>
+        <w:rPr>
+          <w:b/>
+          <w:bCs/>
+        </w:rPr>
+        <w:t xml:space="preserve"> 20 DP-900 Questions You Should REALLY Know</w:t>
+      </w:r>
+    </w:p>
+    <w:p>
+      <w:r>
+        <w:t>If you're short on time, memorize these concepts especially well:</w:t>
+      </w:r>
+    </w:p>
+    <w:tbl>
+      <w:tblPr>
+        <w:tblW w:w="0" w:type="auto"/>
+        <w:tblCellSpacing w:w="15" w:type="dxa"/>
+        <w:tblCellMar>
+          <w:top w:w="15" w:type="dxa"/>
+          <w:left w:w="15" w:type="dxa"/>
+          <w:bottom w:w="15" w:type="dxa"/>
+          <w:right w:w="15" w:type="dxa"/>
+        </w:tblCellMar>
+        <w:tblLook w:val="04A0" w:firstRow="1" w:lastRow="0" w:firstColumn="1" w:lastColumn="0" w:noHBand="0" w:noVBand="1"/>
+      </w:tblPr>
+      <w:tblGrid>
+        <w:gridCol w:w="332"/>
+        <w:gridCol w:w="2287"/>
+        <w:gridCol w:w="3007"/>
+      </w:tblGrid>
+      <w:tr>
+        <w:trPr>
+          <w:tblHeader/>
+          <w:tblCellSpacing w:w="15" w:type="dxa"/>
+        </w:trPr>
+        <w:tc>
+          <w:tcPr>
+            <w:tcW w:w="0" w:type="auto"/>
+            <w:vAlign w:val="center"/>
+            <w:hideMark/>
+          </w:tcPr>
+          <w:p>
+            <w:pPr>
+              <w:rPr>
+                <w:b/>
+                <w:bCs/>
+              </w:rPr>
+            </w:pPr>
+            <w:r>
+              <w:rPr>
+                <w:b/>
+                <w:bCs/>
+              </w:rPr>
+              <w:t>#</w:t>
+            </w:r>
+          </w:p>
+        </w:tc>
+        <w:tc>
+          <w:tcPr>
+            <w:tcW w:w="0" w:type="auto"/>
+            <w:vAlign w:val="center"/>
+            <w:hideMark/>
+          </w:tcPr>
+          <w:p>
+            <w:pPr>
+              <w:rPr>
+                <w:b/>
+                <w:bCs/>
+              </w:rPr>
+            </w:pPr>
+            <w:r>
+              <w:rPr>
+                <w:b/>
+                <w:bCs/>
+              </w:rPr>
+              <w:t>Question</w:t>
+            </w:r>
+          </w:p>
+        </w:tc>
+        <w:tc>
+          <w:tcPr>
+            <w:tcW w:w="0" w:type="auto"/>
+            <w:vAlign w:val="center"/>
+            <w:hideMark/>
+          </w:tcPr>
+          <w:p>
+            <w:pPr>
+              <w:rPr>
+                <w:b/>
+                <w:bCs/>
+              </w:rPr>
+            </w:pPr>
+            <w:r>
+              <w:rPr>
+                <w:b/>
+                <w:bCs/>
+              </w:rPr>
+              <w:t>Key Answer</w:t>
+            </w:r>
+          </w:p>
+        </w:tc>
+      </w:tr>
+      <w:tr>
+        <w:trPr>
+          <w:tblCellSpacing w:w="15" w:type="dxa"/>
+        </w:trPr>
+        <w:tc>
+          <w:tcPr>
+            <w:tcW w:w="0" w:type="auto"/>
+            <w:vAlign w:val="center"/>
+            <w:hideMark/>
+          </w:tcPr>
+          <w:p>
+            <w:r>
+              <w:t>1</w:t>
+            </w:r>
+          </w:p>
+        </w:tc>
+        <w:tc>
+          <w:tcPr>
+            <w:tcW w:w="0" w:type="auto"/>
+            <w:vAlign w:val="center"/>
+            <w:hideMark/>
+          </w:tcPr>
+          <w:p>
+            <w:r>
+              <w:t>Structured data?</w:t>
+            </w:r>
+          </w:p>
+        </w:tc>
+        <w:tc>
+          <w:tcPr>
+            <w:tcW w:w="0" w:type="auto"/>
+            <w:vAlign w:val="center"/>
+            <w:hideMark/>
+          </w:tcPr>
+          <w:p>
+            <w:r>
+              <w:t>Rows &amp; columns</w:t>
+            </w:r>
+          </w:p>
+        </w:tc>
+      </w:tr>
+      <w:tr>
+        <w:trPr>
+          <w:tblCellSpacing w:w="15" w:type="dxa"/>
+        </w:trPr>
+        <w:tc>
+          <w:tcPr>
+            <w:tcW w:w="0" w:type="auto"/>
+            <w:vAlign w:val="center"/>
+            <w:hideMark/>
+          </w:tcPr>
+          <w:p>
+            <w:r>
+              <w:t>2</w:t>
+            </w:r>
+          </w:p>
+        </w:tc>
+        <w:tc>
+          <w:tcPr>
+            <w:tcW w:w="0" w:type="auto"/>
+            <w:vAlign w:val="center"/>
+            <w:hideMark/>
+          </w:tcPr>
+          <w:p>
+            <w:r>
+              <w:t>Semi-structured?</w:t>
+            </w:r>
+          </w:p>
+        </w:tc>
+        <w:tc>
+          <w:tcPr>
+            <w:tcW w:w="0" w:type="auto"/>
+            <w:vAlign w:val="center"/>
+            <w:hideMark/>
+          </w:tcPr>
+          <w:p>
+            <w:r>
+              <w:t>JSON/XML</w:t>
+            </w:r>
+          </w:p>
+        </w:tc>
+      </w:tr>
+      <w:tr>
+        <w:trPr>
+          <w:tblCellSpacing w:w="15" w:type="dxa"/>
+        </w:trPr>
+        <w:tc>
+          <w:tcPr>
+            <w:tcW w:w="0" w:type="auto"/>
+            <w:vAlign w:val="center"/>
+            <w:hideMark/>
+          </w:tcPr>
+          <w:p>
+            <w:r>
+              <w:t>3</w:t>
+            </w:r>
+          </w:p>
+        </w:tc>
+        <w:tc>
+          <w:tcPr>
+            <w:tcW w:w="0" w:type="auto"/>
+            <w:vAlign w:val="center"/>
+            <w:hideMark/>
+          </w:tcPr>
+          <w:p>
+            <w:r>
+              <w:t>Unstructured?</w:t>
+            </w:r>
+          </w:p>
+        </w:tc>
+        <w:tc>
+          <w:tcPr>
+            <w:tcW w:w="0" w:type="auto"/>
+            <w:vAlign w:val="center"/>
+            <w:hideMark/>
+          </w:tcPr>
+          <w:p>
+            <w:r>
+              <w:t>Images/videos/documents</w:t>
+            </w:r>
+          </w:p>
+        </w:tc>
+      </w:tr>
+      <w:tr>
+        <w:trPr>
+          <w:tblCellSpacing w:w="15" w:type="dxa"/>
+        </w:trPr>
+        <w:tc>
+          <w:tcPr>
+            <w:tcW w:w="0" w:type="auto"/>
+            <w:vAlign w:val="center"/>
+            <w:hideMark/>
+          </w:tcPr>
+          <w:p>
+            <w:r>
+              <w:lastRenderedPageBreak/>
+              <w:t>4</w:t>
+            </w:r>
+          </w:p>
+        </w:tc>
+        <w:tc>
+          <w:tcPr>
+            <w:tcW w:w="0" w:type="auto"/>
+            <w:vAlign w:val="center"/>
+            <w:hideMark/>
+          </w:tcPr>
+          <w:p>
+            <w:r>
+              <w:t>OLTP?</w:t>
+            </w:r>
+          </w:p>
+        </w:tc>
+        <w:tc>
+          <w:tcPr>
+            <w:tcW w:w="0" w:type="auto"/>
+            <w:vAlign w:val="center"/>
+            <w:hideMark/>
+          </w:tcPr>
+          <w:p>
+            <w:r>
+              <w:t>Transactions</w:t>
+            </w:r>
+          </w:p>
+        </w:tc>
+      </w:tr>
+      <w:tr>
+        <w:trPr>
+          <w:tblCellSpacing w:w="15" w:type="dxa"/>
+        </w:trPr>
+        <w:tc>
+          <w:tcPr>
+            <w:tcW w:w="0" w:type="auto"/>
+            <w:vAlign w:val="center"/>
+            <w:hideMark/>
+          </w:tcPr>
+          <w:p>
+            <w:r>
+              <w:t>5</w:t>
+            </w:r>
+          </w:p>
+        </w:tc>
+        <w:tc>
+          <w:tcPr>
+            <w:tcW w:w="0" w:type="auto"/>
+            <w:vAlign w:val="center"/>
+            <w:hideMark/>
+          </w:tcPr>
+          <w:p>
+            <w:r>
+              <w:t>OLAP?</w:t>
+            </w:r>
+          </w:p>
+        </w:tc>
+        <w:tc>
+          <w:tcPr>
+            <w:tcW w:w="0" w:type="auto"/>
+            <w:vAlign w:val="center"/>
+            <w:hideMark/>
+          </w:tcPr>
+          <w:p>
+            <w:r>
+              <w:t>Analytics</w:t>
+            </w:r>
+          </w:p>
+        </w:tc>
+      </w:tr>
+      <w:tr>
+        <w:trPr>
+          <w:tblCellSpacing w:w="15" w:type="dxa"/>
+        </w:trPr>
+        <w:tc>
+          <w:tcPr>
+            <w:tcW w:w="0" w:type="auto"/>
+            <w:vAlign w:val="center"/>
+            <w:hideMark/>
+          </w:tcPr>
+          <w:p>
+            <w:r>
+              <w:t>6</w:t>
+            </w:r>
+          </w:p>
+        </w:tc>
+        <w:tc>
+          <w:tcPr>
+            <w:tcW w:w="0" w:type="auto"/>
+            <w:vAlign w:val="center"/>
+            <w:hideMark/>
+          </w:tcPr>
+          <w:p>
+            <w:r>
+              <w:t>Primary key?</w:t>
+            </w:r>
+          </w:p>
+        </w:tc>
+        <w:tc>
+          <w:tcPr>
+            <w:tcW w:w="0" w:type="auto"/>
+            <w:vAlign w:val="center"/>
+            <w:hideMark/>
+          </w:tcPr>
+          <w:p>
+            <w:r>
+              <w:t>Uniquely identifies row</w:t>
+            </w:r>
+          </w:p>
+        </w:tc>
+      </w:tr>
+      <w:tr>
+        <w:trPr>
+          <w:tblCellSpacing w:w="15" w:type="dxa"/>
+        </w:trPr>
+        <w:tc>
+          <w:tcPr>
+            <w:tcW w:w="0" w:type="auto"/>
+            <w:vAlign w:val="center"/>
+            <w:hideMark/>
+          </w:tcPr>
+          <w:p>
+            <w:r>
+              <w:t>7</w:t>
+            </w:r>
+          </w:p>
+        </w:tc>
+        <w:tc>
+          <w:tcPr>
+            <w:tcW w:w="0" w:type="auto"/>
+            <w:vAlign w:val="center"/>
+            <w:hideMark/>
+          </w:tcPr>
+          <w:p>
+            <w:r>
+              <w:t>Foreign key?</w:t>
+            </w:r>
+          </w:p>
+        </w:tc>
+        <w:tc>
+          <w:tcPr>
+            <w:tcW w:w="0" w:type="auto"/>
+            <w:vAlign w:val="center"/>
+            <w:hideMark/>
+          </w:tcPr>
+          <w:p>
+            <w:r>
+              <w:t>Creates relationship</w:t>
+            </w:r>
+          </w:p>
+        </w:tc>
+      </w:tr>
+      <w:tr>
+        <w:trPr>
+          <w:tblCellSpacing w:w="15" w:type="dxa"/>
+        </w:trPr>
+        <w:tc>
+          <w:tcPr>
+            <w:tcW w:w="0" w:type="auto"/>
+            <w:vAlign w:val="center"/>
+            <w:hideMark/>
+          </w:tcPr>
+          <w:p>
+            <w:r>
+              <w:t>8</w:t>
+            </w:r>
+          </w:p>
+        </w:tc>
+        <w:tc>
+          <w:tcPr>
+            <w:tcW w:w="0" w:type="auto"/>
+            <w:vAlign w:val="center"/>
+            <w:hideMark/>
+          </w:tcPr>
+          <w:p>
+            <w:r>
+              <w:t>ETL?</w:t>
+            </w:r>
+          </w:p>
+        </w:tc>
+        <w:tc>
+          <w:tcPr>
+            <w:tcW w:w="0" w:type="auto"/>
+            <w:vAlign w:val="center"/>
+            <w:hideMark/>
+          </w:tcPr>
+          <w:p>
+            <w:r>
+              <w:t>Extract → Transform → Load</w:t>
+            </w:r>
+          </w:p>
+        </w:tc>
+      </w:tr>
+      <w:tr>
+        <w:trPr>
+          <w:tblCellSpacing w:w="15" w:type="dxa"/>
+        </w:trPr>
+        <w:tc>
+          <w:tcPr>
+            <w:tcW w:w="0" w:type="auto"/>
+            <w:vAlign w:val="center"/>
+            <w:hideMark/>
+          </w:tcPr>
+          <w:p>
+            <w:r>
+              <w:t>9</w:t>
+            </w:r>
+          </w:p>
+        </w:tc>
+        <w:tc>
+          <w:tcPr>
+            <w:tcW w:w="0" w:type="auto"/>
+            <w:vAlign w:val="center"/>
+            <w:hideMark/>
+          </w:tcPr>
+          <w:p>
+            <w:r>
+              <w:t>ELT?</w:t>
+            </w:r>
+          </w:p>
+        </w:tc>
+        <w:tc>
+          <w:tcPr>
+            <w:tcW w:w="0" w:type="auto"/>
+            <w:vAlign w:val="center"/>
+            <w:hideMark/>
+          </w:tcPr>
+          <w:p>
+            <w:r>
+              <w:t>Extract → Load → Transform</w:t>
+            </w:r>
+          </w:p>
+        </w:tc>
+      </w:tr>
+      <w:tr>
+        <w:trPr>
+          <w:tblCellSpacing w:w="15" w:type="dxa"/>
+        </w:trPr>
+        <w:tc>
+          <w:tcPr>
+            <w:tcW w:w="0" w:type="auto"/>
+            <w:vAlign w:val="center"/>
+            <w:hideMark/>
+          </w:tcPr>
+          <w:p>
+            <w:r>
+              <w:t>10</w:t>
+            </w:r>
+          </w:p>
+        </w:tc>
+        <w:tc>
+          <w:tcPr>
+            <w:tcW w:w="0" w:type="auto"/>
+            <w:vAlign w:val="center"/>
+            <w:hideMark/>
+          </w:tcPr>
+          <w:p>
+            <w:r>
+              <w:t>Data warehouse?</w:t>
+            </w:r>
+          </w:p>
+        </w:tc>
+        <w:tc>
+          <w:tcPr>
+            <w:tcW w:w="0" w:type="auto"/>
+            <w:vAlign w:val="center"/>
+            <w:hideMark/>
+          </w:tcPr>
+          <w:p>
+            <w:r>
+              <w:t>Analytical workloads</w:t>
+            </w:r>
+          </w:p>
+        </w:tc>
+      </w:tr>
+      <w:tr>
+        <w:trPr>
+          <w:tblCellSpacing w:w="15" w:type="dxa"/>
+        </w:trPr>
+        <w:tc>
+          <w:tcPr>
+            <w:tcW w:w="0" w:type="auto"/>
+            <w:vAlign w:val="center"/>
+            <w:hideMark/>
+          </w:tcPr>
+          <w:p>
+            <w:r>
+              <w:t>11</w:t>
+            </w:r>
+          </w:p>
+        </w:tc>
+        <w:tc>
+          <w:tcPr>
+            <w:tcW w:w="0" w:type="auto"/>
+            <w:vAlign w:val="center"/>
+            <w:hideMark/>
+          </w:tcPr>
+          <w:p>
+            <w:r>
+              <w:t>Data lake?</w:t>
+            </w:r>
+          </w:p>
+        </w:tc>
+        <w:tc>
+          <w:tcPr>
+            <w:tcW w:w="0" w:type="auto"/>
+            <w:vAlign w:val="center"/>
+            <w:hideMark/>
+          </w:tcPr>
+          <w:p>
+            <w:r>
+              <w:t>Raw data, many formats</w:t>
+            </w:r>
+          </w:p>
+        </w:tc>
+      </w:tr>
+      <w:tr>
+        <w:trPr>
+          <w:tblCellSpacing w:w="15" w:type="dxa"/>
+        </w:trPr>
+        <w:tc>
+          <w:tcPr>
+            <w:tcW w:w="0" w:type="auto"/>
+            <w:vAlign w:val="center"/>
+            <w:hideMark/>
+          </w:tcPr>
+          <w:p>
+            <w:r>
+              <w:t>12</w:t>
+            </w:r>
+          </w:p>
+        </w:tc>
+        <w:tc>
+          <w:tcPr>
+            <w:tcW w:w="0" w:type="auto"/>
+            <w:vAlign w:val="center"/>
+            <w:hideMark/>
+          </w:tcPr>
+          <w:p>
+            <w:r>
+              <w:t>Azure SQL Database?</w:t>
+            </w:r>
+          </w:p>
+        </w:tc>
+        <w:tc>
+          <w:tcPr>
+            <w:tcW w:w="0" w:type="auto"/>
+            <w:vAlign w:val="center"/>
+            <w:hideMark/>
+          </w:tcPr>
+          <w:p>
+            <w:r>
+              <w:t>Managed relational DB</w:t>
+            </w:r>
+          </w:p>
+        </w:tc>
+      </w:tr>
+      <w:tr>
+        <w:trPr>
+          <w:tblCellSpacing w:w="15" w:type="dxa"/>
+        </w:trPr>
+        <w:tc>
+          <w:tcPr>
+            <w:tcW w:w="0" w:type="auto"/>
+            <w:vAlign w:val="center"/>
+            <w:hideMark/>
+          </w:tcPr>
+          <w:p>
+            <w:r>
+              <w:t>13</w:t>
+            </w:r>
+          </w:p>
+        </w:tc>
+        <w:tc>
+          <w:tcPr>
+            <w:tcW w:w="0" w:type="auto"/>
+            <w:vAlign w:val="center"/>
+            <w:hideMark/>
+          </w:tcPr>
+          <w:p>
+            <w:r>
+              <w:t>Cosmos DB?</w:t>
+            </w:r>
+          </w:p>
+        </w:tc>
+        <w:tc>
+          <w:tcPr>
+            <w:tcW w:w="0" w:type="auto"/>
+            <w:vAlign w:val="center"/>
+            <w:hideMark/>
+          </w:tcPr>
+          <w:p>
+            <w:r>
+              <w:t>Globally distributed NoSQL</w:t>
+            </w:r>
+          </w:p>
+        </w:tc>
+      </w:tr>
+      <w:tr>
+        <w:trPr>
+          <w:tblCellSpacing w:w="15" w:type="dxa"/>
+        </w:trPr>
+        <w:tc>
+          <w:tcPr>
+            <w:tcW w:w="0" w:type="auto"/>
+            <w:vAlign w:val="center"/>
+            <w:hideMark/>
+          </w:tcPr>
+          <w:p>
+            <w:r>
+              <w:t>14</w:t>
+            </w:r>
+          </w:p>
+        </w:tc>
+        <w:tc>
+          <w:tcPr>
+            <w:tcW w:w="0" w:type="auto"/>
+            <w:vAlign w:val="center"/>
+            <w:hideMark/>
+          </w:tcPr>
+          <w:p>
+            <w:r>
+              <w:t>Blob Storage?</w:t>
+            </w:r>
+          </w:p>
+        </w:tc>
+        <w:tc>
+          <w:tcPr>
+            <w:tcW w:w="0" w:type="auto"/>
+            <w:vAlign w:val="center"/>
+            <w:hideMark/>
+          </w:tcPr>
+          <w:p>
+            <w:r>
+              <w:t>Object/unstructured storage</w:t>
+            </w:r>
+          </w:p>
+        </w:tc>
+      </w:tr>
+      <w:tr>
+        <w:trPr>
+          <w:tblCellSpacing w:w="15" w:type="dxa"/>
+        </w:trPr>
+        <w:tc>
+          <w:tcPr>
+            <w:tcW w:w="0" w:type="auto"/>
+            <w:vAlign w:val="center"/>
+            <w:hideMark/>
+          </w:tcPr>
+          <w:p>
+            <w:r>
+              <w:t>15</w:t>
+            </w:r>
+          </w:p>
+        </w:tc>
+        <w:tc>
+          <w:tcPr>
+            <w:tcW w:w="0" w:type="auto"/>
+            <w:vAlign w:val="center"/>
+            <w:hideMark/>
+          </w:tcPr>
+          <w:p>
+            <w:r>
+              <w:t>Azure Files?</w:t>
+            </w:r>
+          </w:p>
+        </w:tc>
+        <w:tc>
+          <w:tcPr>
+            <w:tcW w:w="0" w:type="auto"/>
+            <w:vAlign w:val="center"/>
+            <w:hideMark/>
+          </w:tcPr>
+          <w:p>
+            <w:r>
+              <w:t>File shares</w:t>
+            </w:r>
+          </w:p>
+        </w:tc>
+      </w:tr>
+      <w:tr>
+        <w:trPr>
+          <w:tblCellSpacing w:w="15" w:type="dxa"/>
+        </w:trPr>
+        <w:tc>
+          <w:tcPr>
+            <w:tcW w:w="0" w:type="auto"/>
+            <w:vAlign w:val="center"/>
+            <w:hideMark/>
+          </w:tcPr>
+          <w:p>
+            <w:r>
+              <w:t>16</w:t>
+            </w:r>
+          </w:p>
+        </w:tc>
+        <w:tc>
+          <w:tcPr>
+            <w:tcW w:w="0" w:type="auto"/>
+            <w:vAlign w:val="center"/>
+            <w:hideMark/>
+          </w:tcPr>
+          <w:p>
+            <w:r>
+              <w:t>Key-value?</w:t>
+            </w:r>
+          </w:p>
+        </w:tc>
+        <w:tc>
+          <w:tcPr>
+            <w:tcW w:w="0" w:type="auto"/>
+            <w:vAlign w:val="center"/>
+            <w:hideMark/>
+          </w:tcPr>
+          <w:p>
+            <w:r>
+              <w:t>Key → value</w:t>
+            </w:r>
+          </w:p>
+        </w:tc>
+      </w:tr>
+      <w:tr>
+        <w:trPr>
+          <w:tblCellSpacing w:w="15" w:type="dxa"/>
+        </w:trPr>
+        <w:tc>
+          <w:tcPr>
+            <w:tcW w:w="0" w:type="auto"/>
+            <w:vAlign w:val="center"/>
+            <w:hideMark/>
+          </w:tcPr>
+          <w:p>
+            <w:r>
+              <w:t>17</w:t>
+            </w:r>
+          </w:p>
+        </w:tc>
+        <w:tc>
+          <w:tcPr>
+            <w:tcW w:w="0" w:type="auto"/>
+            <w:vAlign w:val="center"/>
+            <w:hideMark/>
+          </w:tcPr>
+          <w:p>
+            <w:r>
+              <w:t>Star schema?</w:t>
+            </w:r>
+          </w:p>
+        </w:tc>
+        <w:tc>
+          <w:tcPr>
+            <w:tcW w:w="0" w:type="auto"/>
+            <w:vAlign w:val="center"/>
+            <w:hideMark/>
+          </w:tcPr>
+          <w:p>
+            <w:r>
+              <w:t>Fact + dimensions</w:t>
+            </w:r>
+          </w:p>
+        </w:tc>
+      </w:tr>
+      <w:tr>
+        <w:trPr>
+          <w:tblCellSpacing w:w="15" w:type="dxa"/>
+        </w:trPr>
+        <w:tc>
+          <w:tcPr>
+            <w:tcW w:w="0" w:type="auto"/>
+            <w:vAlign w:val="center"/>
+            <w:hideMark/>
+          </w:tcPr>
+          <w:p>
+            <w:r>
+              <w:t>18</w:t>
+            </w:r>
+          </w:p>
+        </w:tc>
+        <w:tc>
+          <w:tcPr>
+            <w:tcW w:w="0" w:type="auto"/>
+            <w:vAlign w:val="center"/>
+            <w:hideMark/>
+          </w:tcPr>
+          <w:p>
+            <w:r>
+              <w:t>Data Factory?</w:t>
+            </w:r>
+          </w:p>
+        </w:tc>
+        <w:tc>
+          <w:tcPr>
+            <w:tcW w:w="0" w:type="auto"/>
+            <w:vAlign w:val="center"/>
+            <w:hideMark/>
+          </w:tcPr>
+          <w:p>
+            <w:r>
+              <w:t>Data integration/pipelines</w:t>
+            </w:r>
+          </w:p>
+        </w:tc>
+      </w:tr>
+      <w:tr>
+        <w:trPr>
+          <w:tblCellSpacing w:w="15" w:type="dxa"/>
+        </w:trPr>
+        <w:tc>
+          <w:tcPr>
+            <w:tcW w:w="0" w:type="auto"/>
+            <w:vAlign w:val="center"/>
+            <w:hideMark/>
+          </w:tcPr>
+          <w:p>
+            <w:r>
+              <w:t>19</w:t>
+            </w:r>
+          </w:p>
+        </w:tc>
+        <w:tc>
+          <w:tcPr>
+            <w:tcW w:w="0" w:type="auto"/>
+            <w:vAlign w:val="center"/>
+            <w:hideMark/>
+          </w:tcPr>
+          <w:p>
+            <w:r>
+              <w:t>Synapse?</w:t>
+            </w:r>
+          </w:p>
+        </w:tc>
+        <w:tc>
+          <w:tcPr>
+            <w:tcW w:w="0" w:type="auto"/>
+            <w:vAlign w:val="center"/>
+            <w:hideMark/>
+          </w:tcPr>
+          <w:p>
+            <w:r>
+              <w:t>Analytics/data warehouse</w:t>
+            </w:r>
+          </w:p>
+        </w:tc>
+      </w:tr>
+      <w:tr>
+        <w:trPr>
+          <w:tblCellSpacing w:w="15" w:type="dxa"/>
+        </w:trPr>
+        <w:tc>
+          <w:tcPr>
+            <w:tcW w:w="0" w:type="auto"/>
+            <w:vAlign w:val="center"/>
+            <w:hideMark/>
+          </w:tcPr>
+          <w:p>
+            <w:r>
+              <w:t>20</w:t>
+            </w:r>
+          </w:p>
+        </w:tc>
+        <w:tc>
+          <w:tcPr>
+            <w:tcW w:w="0" w:type="auto"/>
+            <w:vAlign w:val="center"/>
+            <w:hideMark/>
+          </w:tcPr>
+          <w:p>
+            <w:r>
+              <w:t>Power BI?</w:t>
+            </w:r>
+          </w:p>
+        </w:tc>
+        <w:tc>
+          <w:tcPr>
+            <w:tcW w:w="0" w:type="auto"/>
+            <w:vAlign w:val="center"/>
+            <w:hideMark/>
+          </w:tcPr>
+          <w:p>
+            <w:r>
+              <w:t>BI &amp; visualization</w:t>
+            </w:r>
+          </w:p>
+        </w:tc>
+      </w:tr>
+    </w:tbl>
     <w:p/>
     <w:sectPr>
       <w:pgSz w:w="12240" w:h="15840"/>
@@ -1108,6 +5836,155 @@
 <file path=word/numbering.xml><?xml version="1.0" encoding="utf-8"?>
 <w:numbering xmlns:wpc="http://schemas.microsoft.com/office/word/2010/wordprocessingCanvas" xmlns:cx="http://schemas.microsoft.com/office/drawing/2014/chartex" xmlns:cx1="http://schemas.microsoft.com/office/drawing/2015/9/8/chartex" xmlns:cx2="http://schemas.microsoft.com/office/drawing/2015/10/21/chartex" xmlns:cx3="http://schemas.microsoft.com/office/drawing/2016/5/9/chartex" xmlns:cx4="http://schemas.microsoft.com/office/drawing/2016/5/10/chartex" xmlns:cx5="http://schemas.microsoft.com/office/drawing/2016/5/11/chartex" xmlns:cx6="http://schemas.microsoft.com/office/drawing/2016/5/12/chartex" xmlns:cx7="http://schemas.microsoft.com/office/drawing/2016/5/13/chartex" xmlns:cx8="http://schemas.microsoft.com/office/drawing/2016/5/14/chartex" xmlns:mc="http://schemas.openxmlformats.org/markup-compatibility/2006" xmlns:aink="http://schemas.microsoft.com/office/drawing/2016/ink" xmlns:am3d="http://schemas.microsoft.com/office/drawing/2017/model3d" xmlns:o="urn:schemas-microsoft-com:office:office" xmlns:oel="http://schemas.microsoft.com/office/2019/extlst" xmlns:r="http://schemas.openxmlformats.org/officeDocument/2006/relationships" xmlns:m="http://schemas.openxmlformats.org/officeDocument/2006/math" xmlns:v="urn:schemas-microsoft-com:vml" xmlns:wp14="http://schemas.microsoft.com/office/word/2010/wordprocessingDrawing" xmlns:wp="http://schemas.openxmlformats.org/drawingml/2006/wordprocessingDrawing" xmlns:w10="urn:schemas-microsoft-com:office:word" xmlns:w="http://schemas.openxmlformats.org/wordprocessingml/2006/main" xmlns:w14="http://schemas.microsoft.com/office/word/2010/wordml" xmlns:w15="http://schemas.microsoft.com/office/word/2012/wordml" xmlns:w16cex="http://schemas.microsoft.com/office/word/2018/wordml/cex" xmlns:w16cid="http://schemas.microsoft.com/office/word/2016/wordml/cid" xmlns:w16="http://schemas.microsoft.com/office/word/2018/wordml" xmlns:w16du="http://schemas.microsoft.com/office/word/2023/wordml/word16du" xmlns:w16sdtdh="http://schemas.microsoft.com/office/word/2020/wordml/sdtdatahash" xmlns:w16sdtfl="http://schemas.microsoft.com/office/word/2024/wordml/sdtformatlock" xmlns:w16se="http://schemas.microsoft.com/office/word/2015/wordml/symex" xmlns:wpg="http://schemas.microsoft.com/office/word/2010/wordprocessingGroup" xmlns:wpi="http://schemas.microsoft.com/office/word/2010/wordprocessingInk" xmlns:wne="http://schemas.microsoft.com/office/word/2006/wordml" xmlns:wps="http://schemas.microsoft.com/office/word/2010/wordprocessingShape" mc:Ignorable="w14 w15 w16se w16cid w16 w16cex w16sdtdh w16sdtfl w16du wp14">
   <w:abstractNum w:abstractNumId="0" w15:restartNumberingAfterBreak="0">
+    <w:nsid w:val="06FD46A4"/>
+    <w:multiLevelType w:val="multilevel"/>
+    <w:tmpl w:val="9126E716"/>
+    <w:lvl w:ilvl="0">
+      <w:start w:val="1"/>
+      <w:numFmt w:val="bullet"/>
+      <w:lvlText w:val=""/>
+      <w:lvlJc w:val="left"/>
+      <w:pPr>
+        <w:tabs>
+          <w:tab w:val="num" w:pos="720"/>
+        </w:tabs>
+        <w:ind w:left="720" w:hanging="360"/>
+      </w:pPr>
+      <w:rPr>
+        <w:rFonts w:ascii="Symbol" w:hAnsi="Symbol" w:hint="default"/>
+        <w:sz w:val="20"/>
+      </w:rPr>
+    </w:lvl>
+    <w:lvl w:ilvl="1" w:tentative="1">
+      <w:start w:val="1"/>
+      <w:numFmt w:val="bullet"/>
+      <w:lvlText w:val="o"/>
+      <w:lvlJc w:val="left"/>
+      <w:pPr>
+        <w:tabs>
+          <w:tab w:val="num" w:pos="1440"/>
+        </w:tabs>
+        <w:ind w:left="1440" w:hanging="360"/>
+      </w:pPr>
+      <w:rPr>
+        <w:rFonts w:ascii="Courier New" w:hAnsi="Courier New" w:hint="default"/>
+        <w:sz w:val="20"/>
+      </w:rPr>
+    </w:lvl>
+    <w:lvl w:ilvl="2" w:tentative="1">
+      <w:start w:val="1"/>
+      <w:numFmt w:val="bullet"/>
+      <w:lvlText w:val=""/>
+      <w:lvlJc w:val="left"/>
+      <w:pPr>
+        <w:tabs>
+          <w:tab w:val="num" w:pos="2160"/>
+        </w:tabs>
+        <w:ind w:left="2160" w:hanging="360"/>
+      </w:pPr>
+      <w:rPr>
+        <w:rFonts w:ascii="Wingdings" w:hAnsi="Wingdings" w:hint="default"/>
+        <w:sz w:val="20"/>
+      </w:rPr>
+    </w:lvl>
+    <w:lvl w:ilvl="3" w:tentative="1">
+      <w:start w:val="1"/>
+      <w:numFmt w:val="bullet"/>
+      <w:lvlText w:val=""/>
+      <w:lvlJc w:val="left"/>
+      <w:pPr>
+        <w:tabs>
+          <w:tab w:val="num" w:pos="2880"/>
+        </w:tabs>
+        <w:ind w:left="2880" w:hanging="360"/>
+      </w:pPr>
+      <w:rPr>
+        <w:rFonts w:ascii="Wingdings" w:hAnsi="Wingdings" w:hint="default"/>
+        <w:sz w:val="20"/>
+      </w:rPr>
+    </w:lvl>
+    <w:lvl w:ilvl="4" w:tentative="1">
+      <w:start w:val="1"/>
+      <w:numFmt w:val="bullet"/>
+      <w:lvlText w:val=""/>
+      <w:lvlJc w:val="left"/>
+      <w:pPr>
+        <w:tabs>
+          <w:tab w:val="num" w:pos="3600"/>
+        </w:tabs>
+        <w:ind w:left="3600" w:hanging="360"/>
+      </w:pPr>
+      <w:rPr>
+        <w:rFonts w:ascii="Wingdings" w:hAnsi="Wingdings" w:hint="default"/>
+        <w:sz w:val="20"/>
+      </w:rPr>
+    </w:lvl>
+    <w:lvl w:ilvl="5" w:tentative="1">
+      <w:start w:val="1"/>
+      <w:numFmt w:val="bullet"/>
+      <w:lvlText w:val=""/>
+      <w:lvlJc w:val="left"/>
+      <w:pPr>
+        <w:tabs>
+          <w:tab w:val="num" w:pos="4320"/>
+        </w:tabs>
+        <w:ind w:left="4320" w:hanging="360"/>
+      </w:pPr>
+      <w:rPr>
+        <w:rFonts w:ascii="Wingdings" w:hAnsi="Wingdings" w:hint="default"/>
+        <w:sz w:val="20"/>
+      </w:rPr>
+    </w:lvl>
+    <w:lvl w:ilvl="6" w:tentative="1">
+      <w:start w:val="1"/>
+      <w:numFmt w:val="bullet"/>
+      <w:lvlText w:val=""/>
+      <w:lvlJc w:val="left"/>
+      <w:pPr>
+        <w:tabs>
+          <w:tab w:val="num" w:pos="5040"/>
+        </w:tabs>
+        <w:ind w:left="5040" w:hanging="360"/>
+      </w:pPr>
+      <w:rPr>
+        <w:rFonts w:ascii="Wingdings" w:hAnsi="Wingdings" w:hint="default"/>
+        <w:sz w:val="20"/>
+      </w:rPr>
+    </w:lvl>
+    <w:lvl w:ilvl="7" w:tentative="1">
+      <w:start w:val="1"/>
+      <w:numFmt w:val="bullet"/>
+      <w:lvlText w:val=""/>
+      <w:lvlJc w:val="left"/>
+      <w:pPr>
+        <w:tabs>
+          <w:tab w:val="num" w:pos="5760"/>
+        </w:tabs>
+        <w:ind w:left="5760" w:hanging="360"/>
+      </w:pPr>
+      <w:rPr>
+        <w:rFonts w:ascii="Wingdings" w:hAnsi="Wingdings" w:hint="default"/>
+        <w:sz w:val="20"/>
+      </w:rPr>
+    </w:lvl>
+    <w:lvl w:ilvl="8" w:tentative="1">
+      <w:start w:val="1"/>
+      <w:numFmt w:val="bullet"/>
+      <w:lvlText w:val=""/>
+      <w:lvlJc w:val="left"/>
+      <w:pPr>
+        <w:tabs>
+          <w:tab w:val="num" w:pos="6480"/>
+        </w:tabs>
+        <w:ind w:left="6480" w:hanging="360"/>
+      </w:pPr>
+      <w:rPr>
+        <w:rFonts w:ascii="Wingdings" w:hAnsi="Wingdings" w:hint="default"/>
+        <w:sz w:val="20"/>
+      </w:rPr>
+    </w:lvl>
+  </w:abstractNum>
+  <w:abstractNum w:abstractNumId="1" w15:restartNumberingAfterBreak="0">
     <w:nsid w:val="078942EA"/>
     <w:multiLevelType w:val="multilevel"/>
     <w:tmpl w:val="9AFEA8AA"/>
@@ -1256,7 +6133,120 @@
       </w:rPr>
     </w:lvl>
   </w:abstractNum>
-  <w:abstractNum w:abstractNumId="1" w15:restartNumberingAfterBreak="0">
+  <w:abstractNum w:abstractNumId="2" w15:restartNumberingAfterBreak="0">
+    <w:nsid w:val="07CC5B68"/>
+    <w:multiLevelType w:val="multilevel"/>
+    <w:tmpl w:val="CBA4FB96"/>
+    <w:lvl w:ilvl="0">
+      <w:start w:val="1"/>
+      <w:numFmt w:val="decimal"/>
+      <w:lvlText w:val="%1."/>
+      <w:lvlJc w:val="left"/>
+      <w:pPr>
+        <w:tabs>
+          <w:tab w:val="num" w:pos="720"/>
+        </w:tabs>
+        <w:ind w:left="720" w:hanging="360"/>
+      </w:pPr>
+    </w:lvl>
+    <w:lvl w:ilvl="1" w:tentative="1">
+      <w:start w:val="1"/>
+      <w:numFmt w:val="decimal"/>
+      <w:lvlText w:val="%2."/>
+      <w:lvlJc w:val="left"/>
+      <w:pPr>
+        <w:tabs>
+          <w:tab w:val="num" w:pos="1440"/>
+        </w:tabs>
+        <w:ind w:left="1440" w:hanging="360"/>
+      </w:pPr>
+    </w:lvl>
+    <w:lvl w:ilvl="2" w:tentative="1">
+      <w:start w:val="1"/>
+      <w:numFmt w:val="decimal"/>
+      <w:lvlText w:val="%3."/>
+      <w:lvlJc w:val="left"/>
+      <w:pPr>
+        <w:tabs>
+          <w:tab w:val="num" w:pos="2160"/>
+        </w:tabs>
+        <w:ind w:left="2160" w:hanging="360"/>
+      </w:pPr>
+    </w:lvl>
+    <w:lvl w:ilvl="3" w:tentative="1">
+      <w:start w:val="1"/>
+      <w:numFmt w:val="decimal"/>
+      <w:lvlText w:val="%4."/>
+      <w:lvlJc w:val="left"/>
+      <w:pPr>
+        <w:tabs>
+          <w:tab w:val="num" w:pos="2880"/>
+        </w:tabs>
+        <w:ind w:left="2880" w:hanging="360"/>
+      </w:pPr>
+    </w:lvl>
+    <w:lvl w:ilvl="4" w:tentative="1">
+      <w:start w:val="1"/>
+      <w:numFmt w:val="decimal"/>
+      <w:lvlText w:val="%5."/>
+      <w:lvlJc w:val="left"/>
+      <w:pPr>
+        <w:tabs>
+          <w:tab w:val="num" w:pos="3600"/>
+        </w:tabs>
+        <w:ind w:left="3600" w:hanging="360"/>
+      </w:pPr>
+    </w:lvl>
+    <w:lvl w:ilvl="5" w:tentative="1">
+      <w:start w:val="1"/>
+      <w:numFmt w:val="decimal"/>
+      <w:lvlText w:val="%6."/>
+      <w:lvlJc w:val="left"/>
+      <w:pPr>
+        <w:tabs>
+          <w:tab w:val="num" w:pos="4320"/>
+        </w:tabs>
+        <w:ind w:left="4320" w:hanging="360"/>
+      </w:pPr>
+    </w:lvl>
+    <w:lvl w:ilvl="6" w:tentative="1">
+      <w:start w:val="1"/>
+      <w:numFmt w:val="decimal"/>
+      <w:lvlText w:val="%7."/>
+      <w:lvlJc w:val="left"/>
+      <w:pPr>
+        <w:tabs>
+          <w:tab w:val="num" w:pos="5040"/>
+        </w:tabs>
+        <w:ind w:left="5040" w:hanging="360"/>
+      </w:pPr>
+    </w:lvl>
+    <w:lvl w:ilvl="7" w:tentative="1">
+      <w:start w:val="1"/>
+      <w:numFmt w:val="decimal"/>
+      <w:lvlText w:val="%8."/>
+      <w:lvlJc w:val="left"/>
+      <w:pPr>
+        <w:tabs>
+          <w:tab w:val="num" w:pos="5760"/>
+        </w:tabs>
+        <w:ind w:left="5760" w:hanging="360"/>
+      </w:pPr>
+    </w:lvl>
+    <w:lvl w:ilvl="8" w:tentative="1">
+      <w:start w:val="1"/>
+      <w:numFmt w:val="decimal"/>
+      <w:lvlText w:val="%9."/>
+      <w:lvlJc w:val="left"/>
+      <w:pPr>
+        <w:tabs>
+          <w:tab w:val="num" w:pos="6480"/>
+        </w:tabs>
+        <w:ind w:left="6480" w:hanging="360"/>
+      </w:pPr>
+    </w:lvl>
+  </w:abstractNum>
+  <w:abstractNum w:abstractNumId="3" w15:restartNumberingAfterBreak="0">
     <w:nsid w:val="09CC14F6"/>
     <w:multiLevelType w:val="multilevel"/>
     <w:tmpl w:val="ACE20716"/>
@@ -1405,7 +6395,7 @@
       </w:rPr>
     </w:lvl>
   </w:abstractNum>
-  <w:abstractNum w:abstractNumId="2" w15:restartNumberingAfterBreak="0">
+  <w:abstractNum w:abstractNumId="4" w15:restartNumberingAfterBreak="0">
     <w:nsid w:val="09D9691B"/>
     <w:multiLevelType w:val="multilevel"/>
     <w:tmpl w:val="EF669C24"/>
@@ -1554,7 +6544,156 @@
       </w:rPr>
     </w:lvl>
   </w:abstractNum>
-  <w:abstractNum w:abstractNumId="3" w15:restartNumberingAfterBreak="0">
+  <w:abstractNum w:abstractNumId="5" w15:restartNumberingAfterBreak="0">
+    <w:nsid w:val="0AC443E0"/>
+    <w:multiLevelType w:val="multilevel"/>
+    <w:tmpl w:val="66AE78CE"/>
+    <w:lvl w:ilvl="0">
+      <w:start w:val="1"/>
+      <w:numFmt w:val="bullet"/>
+      <w:lvlText w:val=""/>
+      <w:lvlJc w:val="left"/>
+      <w:pPr>
+        <w:tabs>
+          <w:tab w:val="num" w:pos="720"/>
+        </w:tabs>
+        <w:ind w:left="720" w:hanging="360"/>
+      </w:pPr>
+      <w:rPr>
+        <w:rFonts w:ascii="Symbol" w:hAnsi="Symbol" w:hint="default"/>
+        <w:sz w:val="20"/>
+      </w:rPr>
+    </w:lvl>
+    <w:lvl w:ilvl="1" w:tentative="1">
+      <w:start w:val="1"/>
+      <w:numFmt w:val="bullet"/>
+      <w:lvlText w:val="o"/>
+      <w:lvlJc w:val="left"/>
+      <w:pPr>
+        <w:tabs>
+          <w:tab w:val="num" w:pos="1440"/>
+        </w:tabs>
+        <w:ind w:left="1440" w:hanging="360"/>
+      </w:pPr>
+      <w:rPr>
+        <w:rFonts w:ascii="Courier New" w:hAnsi="Courier New" w:hint="default"/>
+        <w:sz w:val="20"/>
+      </w:rPr>
+    </w:lvl>
+    <w:lvl w:ilvl="2" w:tentative="1">
+      <w:start w:val="1"/>
+      <w:numFmt w:val="bullet"/>
+      <w:lvlText w:val=""/>
+      <w:lvlJc w:val="left"/>
+      <w:pPr>
+        <w:tabs>
+          <w:tab w:val="num" w:pos="2160"/>
+        </w:tabs>
+        <w:ind w:left="2160" w:hanging="360"/>
+      </w:pPr>
+      <w:rPr>
+        <w:rFonts w:ascii="Wingdings" w:hAnsi="Wingdings" w:hint="default"/>
+        <w:sz w:val="20"/>
+      </w:rPr>
+    </w:lvl>
+    <w:lvl w:ilvl="3" w:tentative="1">
+      <w:start w:val="1"/>
+      <w:numFmt w:val="bullet"/>
+      <w:lvlText w:val=""/>
+      <w:lvlJc w:val="left"/>
+      <w:pPr>
+        <w:tabs>
+          <w:tab w:val="num" w:pos="2880"/>
+        </w:tabs>
+        <w:ind w:left="2880" w:hanging="360"/>
+      </w:pPr>
+      <w:rPr>
+        <w:rFonts w:ascii="Wingdings" w:hAnsi="Wingdings" w:hint="default"/>
+        <w:sz w:val="20"/>
+      </w:rPr>
+    </w:lvl>
+    <w:lvl w:ilvl="4" w:tentative="1">
+      <w:start w:val="1"/>
+      <w:numFmt w:val="bullet"/>
+      <w:lvlText w:val=""/>
+      <w:lvlJc w:val="left"/>
+      <w:pPr>
+        <w:tabs>
+          <w:tab w:val="num" w:pos="3600"/>
+        </w:tabs>
+        <w:ind w:left="3600" w:hanging="360"/>
+      </w:pPr>
+      <w:rPr>
+        <w:rFonts w:ascii="Wingdings" w:hAnsi="Wingdings" w:hint="default"/>
+        <w:sz w:val="20"/>
+      </w:rPr>
+    </w:lvl>
+    <w:lvl w:ilvl="5" w:tentative="1">
+      <w:start w:val="1"/>
+      <w:numFmt w:val="bullet"/>
+      <w:lvlText w:val=""/>
+      <w:lvlJc w:val="left"/>
+      <w:pPr>
+        <w:tabs>
+          <w:tab w:val="num" w:pos="4320"/>
+        </w:tabs>
+        <w:ind w:left="4320" w:hanging="360"/>
+      </w:pPr>
+      <w:rPr>
+        <w:rFonts w:ascii="Wingdings" w:hAnsi="Wingdings" w:hint="default"/>
+        <w:sz w:val="20"/>
+      </w:rPr>
+    </w:lvl>
+    <w:lvl w:ilvl="6" w:tentative="1">
+      <w:start w:val="1"/>
+      <w:numFmt w:val="bullet"/>
+      <w:lvlText w:val=""/>
+      <w:lvlJc w:val="left"/>
+      <w:pPr>
+        <w:tabs>
+          <w:tab w:val="num" w:pos="5040"/>
+        </w:tabs>
+        <w:ind w:left="5040" w:hanging="360"/>
+      </w:pPr>
+      <w:rPr>
+        <w:rFonts w:ascii="Wingdings" w:hAnsi="Wingdings" w:hint="default"/>
+        <w:sz w:val="20"/>
+      </w:rPr>
+    </w:lvl>
+    <w:lvl w:ilvl="7" w:tentative="1">
+      <w:start w:val="1"/>
+      <w:numFmt w:val="bullet"/>
+      <w:lvlText w:val=""/>
+      <w:lvlJc w:val="left"/>
+      <w:pPr>
+        <w:tabs>
+          <w:tab w:val="num" w:pos="5760"/>
+        </w:tabs>
+        <w:ind w:left="5760" w:hanging="360"/>
+      </w:pPr>
+      <w:rPr>
+        <w:rFonts w:ascii="Wingdings" w:hAnsi="Wingdings" w:hint="default"/>
+        <w:sz w:val="20"/>
+      </w:rPr>
+    </w:lvl>
+    <w:lvl w:ilvl="8" w:tentative="1">
+      <w:start w:val="1"/>
+      <w:numFmt w:val="bullet"/>
+      <w:lvlText w:val=""/>
+      <w:lvlJc w:val="left"/>
+      <w:pPr>
+        <w:tabs>
+          <w:tab w:val="num" w:pos="6480"/>
+        </w:tabs>
+        <w:ind w:left="6480" w:hanging="360"/>
+      </w:pPr>
+      <w:rPr>
+        <w:rFonts w:ascii="Wingdings" w:hAnsi="Wingdings" w:hint="default"/>
+        <w:sz w:val="20"/>
+      </w:rPr>
+    </w:lvl>
+  </w:abstractNum>
+  <w:abstractNum w:abstractNumId="6" w15:restartNumberingAfterBreak="0">
     <w:nsid w:val="1D9C16EE"/>
     <w:multiLevelType w:val="multilevel"/>
     <w:tmpl w:val="BCF8E86C"/>
@@ -1703,7 +6842,7 @@
       </w:rPr>
     </w:lvl>
   </w:abstractNum>
-  <w:abstractNum w:abstractNumId="4" w15:restartNumberingAfterBreak="0">
+  <w:abstractNum w:abstractNumId="7" w15:restartNumberingAfterBreak="0">
     <w:nsid w:val="23C43D44"/>
     <w:multiLevelType w:val="multilevel"/>
     <w:tmpl w:val="50EE283C"/>
@@ -1852,7 +6991,7 @@
       </w:rPr>
     </w:lvl>
   </w:abstractNum>
-  <w:abstractNum w:abstractNumId="5" w15:restartNumberingAfterBreak="0">
+  <w:abstractNum w:abstractNumId="8" w15:restartNumberingAfterBreak="0">
     <w:nsid w:val="267C2FF6"/>
     <w:multiLevelType w:val="multilevel"/>
     <w:tmpl w:val="435EDF26"/>
@@ -2001,7 +7140,7 @@
       </w:rPr>
     </w:lvl>
   </w:abstractNum>
-  <w:abstractNum w:abstractNumId="6" w15:restartNumberingAfterBreak="0">
+  <w:abstractNum w:abstractNumId="9" w15:restartNumberingAfterBreak="0">
     <w:nsid w:val="29270642"/>
     <w:multiLevelType w:val="multilevel"/>
     <w:tmpl w:val="693A5DEE"/>
@@ -2150,7 +7289,7 @@
       </w:rPr>
     </w:lvl>
   </w:abstractNum>
-  <w:abstractNum w:abstractNumId="7" w15:restartNumberingAfterBreak="0">
+  <w:abstractNum w:abstractNumId="10" w15:restartNumberingAfterBreak="0">
     <w:nsid w:val="3097446A"/>
     <w:multiLevelType w:val="multilevel"/>
     <w:tmpl w:val="BBE25750"/>
@@ -2299,7 +7438,7 @@
       </w:rPr>
     </w:lvl>
   </w:abstractNum>
-  <w:abstractNum w:abstractNumId="8" w15:restartNumberingAfterBreak="0">
+  <w:abstractNum w:abstractNumId="11" w15:restartNumberingAfterBreak="0">
     <w:nsid w:val="35C2213D"/>
     <w:multiLevelType w:val="multilevel"/>
     <w:tmpl w:val="905A5584"/>
@@ -2448,7 +7587,7 @@
       </w:rPr>
     </w:lvl>
   </w:abstractNum>
-  <w:abstractNum w:abstractNumId="9" w15:restartNumberingAfterBreak="0">
+  <w:abstractNum w:abstractNumId="12" w15:restartNumberingAfterBreak="0">
     <w:nsid w:val="36063F13"/>
     <w:multiLevelType w:val="multilevel"/>
     <w:tmpl w:val="05FE42E8"/>
@@ -2597,7 +7736,156 @@
       </w:rPr>
     </w:lvl>
   </w:abstractNum>
-  <w:abstractNum w:abstractNumId="10" w15:restartNumberingAfterBreak="0">
+  <w:abstractNum w:abstractNumId="13" w15:restartNumberingAfterBreak="0">
+    <w:nsid w:val="474F5CF4"/>
+    <w:multiLevelType w:val="multilevel"/>
+    <w:tmpl w:val="AFBAEB6E"/>
+    <w:lvl w:ilvl="0">
+      <w:start w:val="1"/>
+      <w:numFmt w:val="bullet"/>
+      <w:lvlText w:val=""/>
+      <w:lvlJc w:val="left"/>
+      <w:pPr>
+        <w:tabs>
+          <w:tab w:val="num" w:pos="720"/>
+        </w:tabs>
+        <w:ind w:left="720" w:hanging="360"/>
+      </w:pPr>
+      <w:rPr>
+        <w:rFonts w:ascii="Symbol" w:hAnsi="Symbol" w:hint="default"/>
+        <w:sz w:val="20"/>
+      </w:rPr>
+    </w:lvl>
+    <w:lvl w:ilvl="1" w:tentative="1">
+      <w:start w:val="1"/>
+      <w:numFmt w:val="bullet"/>
+      <w:lvlText w:val="o"/>
+      <w:lvlJc w:val="left"/>
+      <w:pPr>
+        <w:tabs>
+          <w:tab w:val="num" w:pos="1440"/>
+        </w:tabs>
+        <w:ind w:left="1440" w:hanging="360"/>
+      </w:pPr>
+      <w:rPr>
+        <w:rFonts w:ascii="Courier New" w:hAnsi="Courier New" w:hint="default"/>
+        <w:sz w:val="20"/>
+      </w:rPr>
+    </w:lvl>
+    <w:lvl w:ilvl="2" w:tentative="1">
+      <w:start w:val="1"/>
+      <w:numFmt w:val="bullet"/>
+      <w:lvlText w:val=""/>
+      <w:lvlJc w:val="left"/>
+      <w:pPr>
+        <w:tabs>
+          <w:tab w:val="num" w:pos="2160"/>
+        </w:tabs>
+        <w:ind w:left="2160" w:hanging="360"/>
+      </w:pPr>
+      <w:rPr>
+        <w:rFonts w:ascii="Wingdings" w:hAnsi="Wingdings" w:hint="default"/>
+        <w:sz w:val="20"/>
+      </w:rPr>
+    </w:lvl>
+    <w:lvl w:ilvl="3" w:tentative="1">
+      <w:start w:val="1"/>
+      <w:numFmt w:val="bullet"/>
+      <w:lvlText w:val=""/>
+      <w:lvlJc w:val="left"/>
+      <w:pPr>
+        <w:tabs>
+          <w:tab w:val="num" w:pos="2880"/>
+        </w:tabs>
+        <w:ind w:left="2880" w:hanging="360"/>
+      </w:pPr>
+      <w:rPr>
+        <w:rFonts w:ascii="Wingdings" w:hAnsi="Wingdings" w:hint="default"/>
+        <w:sz w:val="20"/>
+      </w:rPr>
+    </w:lvl>
+    <w:lvl w:ilvl="4" w:tentative="1">
+      <w:start w:val="1"/>
+      <w:numFmt w:val="bullet"/>
+      <w:lvlText w:val=""/>
+      <w:lvlJc w:val="left"/>
+      <w:pPr>
+        <w:tabs>
+          <w:tab w:val="num" w:pos="3600"/>
+        </w:tabs>
+        <w:ind w:left="3600" w:hanging="360"/>
+      </w:pPr>
+      <w:rPr>
+        <w:rFonts w:ascii="Wingdings" w:hAnsi="Wingdings" w:hint="default"/>
+        <w:sz w:val="20"/>
+      </w:rPr>
+    </w:lvl>
+    <w:lvl w:ilvl="5" w:tentative="1">
+      <w:start w:val="1"/>
+      <w:numFmt w:val="bullet"/>
+      <w:lvlText w:val=""/>
+      <w:lvlJc w:val="left"/>
+      <w:pPr>
+        <w:tabs>
+          <w:tab w:val="num" w:pos="4320"/>
+        </w:tabs>
+        <w:ind w:left="4320" w:hanging="360"/>
+      </w:pPr>
+      <w:rPr>
+        <w:rFonts w:ascii="Wingdings" w:hAnsi="Wingdings" w:hint="default"/>
+        <w:sz w:val="20"/>
+      </w:rPr>
+    </w:lvl>
+    <w:lvl w:ilvl="6" w:tentative="1">
+      <w:start w:val="1"/>
+      <w:numFmt w:val="bullet"/>
+      <w:lvlText w:val=""/>
+      <w:lvlJc w:val="left"/>
+      <w:pPr>
+        <w:tabs>
+          <w:tab w:val="num" w:pos="5040"/>
+        </w:tabs>
+        <w:ind w:left="5040" w:hanging="360"/>
+      </w:pPr>
+      <w:rPr>
+        <w:rFonts w:ascii="Wingdings" w:hAnsi="Wingdings" w:hint="default"/>
+        <w:sz w:val="20"/>
+      </w:rPr>
+    </w:lvl>
+    <w:lvl w:ilvl="7" w:tentative="1">
+      <w:start w:val="1"/>
+      <w:numFmt w:val="bullet"/>
+      <w:lvlText w:val=""/>
+      <w:lvlJc w:val="left"/>
+      <w:pPr>
+        <w:tabs>
+          <w:tab w:val="num" w:pos="5760"/>
+        </w:tabs>
+        <w:ind w:left="5760" w:hanging="360"/>
+      </w:pPr>
+      <w:rPr>
+        <w:rFonts w:ascii="Wingdings" w:hAnsi="Wingdings" w:hint="default"/>
+        <w:sz w:val="20"/>
+      </w:rPr>
+    </w:lvl>
+    <w:lvl w:ilvl="8" w:tentative="1">
+      <w:start w:val="1"/>
+      <w:numFmt w:val="bullet"/>
+      <w:lvlText w:val=""/>
+      <w:lvlJc w:val="left"/>
+      <w:pPr>
+        <w:tabs>
+          <w:tab w:val="num" w:pos="6480"/>
+        </w:tabs>
+        <w:ind w:left="6480" w:hanging="360"/>
+      </w:pPr>
+      <w:rPr>
+        <w:rFonts w:ascii="Wingdings" w:hAnsi="Wingdings" w:hint="default"/>
+        <w:sz w:val="20"/>
+      </w:rPr>
+    </w:lvl>
+  </w:abstractNum>
+  <w:abstractNum w:abstractNumId="14" w15:restartNumberingAfterBreak="0">
     <w:nsid w:val="4C0A5BEF"/>
     <w:multiLevelType w:val="multilevel"/>
     <w:tmpl w:val="37A07AFA"/>
@@ -2746,7 +8034,7 @@
       </w:rPr>
     </w:lvl>
   </w:abstractNum>
-  <w:abstractNum w:abstractNumId="11" w15:restartNumberingAfterBreak="0">
+  <w:abstractNum w:abstractNumId="15" w15:restartNumberingAfterBreak="0">
     <w:nsid w:val="4D173B80"/>
     <w:multiLevelType w:val="multilevel"/>
     <w:tmpl w:val="B50AE85C"/>
@@ -2895,7 +8183,7 @@
       </w:rPr>
     </w:lvl>
   </w:abstractNum>
-  <w:abstractNum w:abstractNumId="12" w15:restartNumberingAfterBreak="0">
+  <w:abstractNum w:abstractNumId="16" w15:restartNumberingAfterBreak="0">
     <w:nsid w:val="50DD64F1"/>
     <w:multiLevelType w:val="multilevel"/>
     <w:tmpl w:val="6478EA3E"/>
@@ -3044,7 +8332,7 @@
       </w:rPr>
     </w:lvl>
   </w:abstractNum>
-  <w:abstractNum w:abstractNumId="13" w15:restartNumberingAfterBreak="0">
+  <w:abstractNum w:abstractNumId="17" w15:restartNumberingAfterBreak="0">
     <w:nsid w:val="69B043F0"/>
     <w:multiLevelType w:val="multilevel"/>
     <w:tmpl w:val="0C124CE0"/>
@@ -3193,7 +8481,7 @@
       </w:rPr>
     </w:lvl>
   </w:abstractNum>
-  <w:abstractNum w:abstractNumId="14" w15:restartNumberingAfterBreak="0">
+  <w:abstractNum w:abstractNumId="18" w15:restartNumberingAfterBreak="0">
     <w:nsid w:val="6A436107"/>
     <w:multiLevelType w:val="multilevel"/>
     <w:tmpl w:val="298ADA70"/>
@@ -3342,7 +8630,7 @@
       </w:rPr>
     </w:lvl>
   </w:abstractNum>
-  <w:abstractNum w:abstractNumId="15" w15:restartNumberingAfterBreak="0">
+  <w:abstractNum w:abstractNumId="19" w15:restartNumberingAfterBreak="0">
     <w:nsid w:val="753F38E4"/>
     <w:multiLevelType w:val="multilevel"/>
     <w:tmpl w:val="63C86DC6"/>
@@ -3455,7 +8743,7 @@
       </w:pPr>
     </w:lvl>
   </w:abstractNum>
-  <w:abstractNum w:abstractNumId="16" w15:restartNumberingAfterBreak="0">
+  <w:abstractNum w:abstractNumId="20" w15:restartNumberingAfterBreak="0">
     <w:nsid w:val="75865DD5"/>
     <w:multiLevelType w:val="multilevel"/>
     <w:tmpl w:val="F75406A4"/>
@@ -3604,7 +8892,7 @@
       </w:rPr>
     </w:lvl>
   </w:abstractNum>
-  <w:abstractNum w:abstractNumId="17" w15:restartNumberingAfterBreak="0">
+  <w:abstractNum w:abstractNumId="21" w15:restartNumberingAfterBreak="0">
     <w:nsid w:val="7C830E87"/>
     <w:multiLevelType w:val="multilevel"/>
     <w:tmpl w:val="1D70AFEA"/>
@@ -3718,58 +9006,70 @@
     </w:lvl>
   </w:abstractNum>
   <w:num w:numId="1" w16cid:durableId="538785637">
+    <w:abstractNumId w:val="14"/>
+  </w:num>
+  <w:num w:numId="2" w16cid:durableId="1494636973">
+    <w:abstractNumId w:val="19"/>
+  </w:num>
+  <w:num w:numId="3" w16cid:durableId="1673800616">
+    <w:abstractNumId w:val="9"/>
+  </w:num>
+  <w:num w:numId="4" w16cid:durableId="78990693">
+    <w:abstractNumId w:val="1"/>
+  </w:num>
+  <w:num w:numId="5" w16cid:durableId="2026638615">
     <w:abstractNumId w:val="10"/>
   </w:num>
-  <w:num w:numId="2" w16cid:durableId="1494636973">
+  <w:num w:numId="6" w16cid:durableId="1467815666">
+    <w:abstractNumId w:val="4"/>
+  </w:num>
+  <w:num w:numId="7" w16cid:durableId="1246380379">
+    <w:abstractNumId w:val="17"/>
+  </w:num>
+  <w:num w:numId="8" w16cid:durableId="2131973546">
+    <w:abstractNumId w:val="20"/>
+  </w:num>
+  <w:num w:numId="9" w16cid:durableId="385417593">
+    <w:abstractNumId w:val="11"/>
+  </w:num>
+  <w:num w:numId="10" w16cid:durableId="606274332">
+    <w:abstractNumId w:val="8"/>
+  </w:num>
+  <w:num w:numId="11" w16cid:durableId="1391031462">
+    <w:abstractNumId w:val="18"/>
+  </w:num>
+  <w:num w:numId="12" w16cid:durableId="66154110">
+    <w:abstractNumId w:val="16"/>
+  </w:num>
+  <w:num w:numId="13" w16cid:durableId="489059409">
+    <w:abstractNumId w:val="12"/>
+  </w:num>
+  <w:num w:numId="14" w16cid:durableId="742222104">
+    <w:abstractNumId w:val="3"/>
+  </w:num>
+  <w:num w:numId="15" w16cid:durableId="37173168">
+    <w:abstractNumId w:val="6"/>
+  </w:num>
+  <w:num w:numId="16" w16cid:durableId="1984431215">
+    <w:abstractNumId w:val="7"/>
+  </w:num>
+  <w:num w:numId="17" w16cid:durableId="478621138">
+    <w:abstractNumId w:val="21"/>
+  </w:num>
+  <w:num w:numId="18" w16cid:durableId="1276669530">
     <w:abstractNumId w:val="15"/>
   </w:num>
-  <w:num w:numId="3" w16cid:durableId="1673800616">
-    <w:abstractNumId w:val="6"/>
+  <w:num w:numId="19" w16cid:durableId="59912074">
+    <w:abstractNumId w:val="5"/>
   </w:num>
-  <w:num w:numId="4" w16cid:durableId="78990693">
+  <w:num w:numId="20" w16cid:durableId="1521236381">
     <w:abstractNumId w:val="0"/>
   </w:num>
-  <w:num w:numId="5" w16cid:durableId="2026638615">
-    <w:abstractNumId w:val="7"/>
-  </w:num>
-  <w:num w:numId="6" w16cid:durableId="1467815666">
+  <w:num w:numId="21" w16cid:durableId="756828499">
     <w:abstractNumId w:val="2"/>
   </w:num>
-  <w:num w:numId="7" w16cid:durableId="1246380379">
+  <w:num w:numId="22" w16cid:durableId="1002272449">
     <w:abstractNumId w:val="13"/>
-  </w:num>
-  <w:num w:numId="8" w16cid:durableId="2131973546">
-    <w:abstractNumId w:val="16"/>
-  </w:num>
-  <w:num w:numId="9" w16cid:durableId="385417593">
-    <w:abstractNumId w:val="8"/>
-  </w:num>
-  <w:num w:numId="10" w16cid:durableId="606274332">
-    <w:abstractNumId w:val="5"/>
-  </w:num>
-  <w:num w:numId="11" w16cid:durableId="1391031462">
-    <w:abstractNumId w:val="14"/>
-  </w:num>
-  <w:num w:numId="12" w16cid:durableId="66154110">
-    <w:abstractNumId w:val="12"/>
-  </w:num>
-  <w:num w:numId="13" w16cid:durableId="489059409">
-    <w:abstractNumId w:val="9"/>
-  </w:num>
-  <w:num w:numId="14" w16cid:durableId="742222104">
-    <w:abstractNumId w:val="1"/>
-  </w:num>
-  <w:num w:numId="15" w16cid:durableId="37173168">
-    <w:abstractNumId w:val="3"/>
-  </w:num>
-  <w:num w:numId="16" w16cid:durableId="1984431215">
-    <w:abstractNumId w:val="4"/>
-  </w:num>
-  <w:num w:numId="17" w16cid:durableId="478621138">
-    <w:abstractNumId w:val="17"/>
-  </w:num>
-  <w:num w:numId="18" w16cid:durableId="1276669530">
-    <w:abstractNumId w:val="11"/>
   </w:num>
 </w:numbering>
 </file>
